--- a/src/content/bios/Brundtland-GH 2014.docx
+++ b/src/content/bios/Brundtland-GH 2014.docx
@@ -1,6 +1,6 @@
 
 <file path=word/document.xml><?xml version="1.0" encoding="utf-8"?>
-<w:document xmlns:wpc="http://schemas.microsoft.com/office/word/2010/wordprocessingCanvas" xmlns:cx="http://schemas.microsoft.com/office/drawing/2014/chartex" xmlns:cx1="http://schemas.microsoft.com/office/drawing/2015/9/8/chartex" xmlns:cx2="http://schemas.microsoft.com/office/drawing/2015/10/21/chartex" xmlns:cx3="http://schemas.microsoft.com/office/drawing/2016/5/9/chartex" xmlns:cx4="http://schemas.microsoft.com/office/drawing/2016/5/10/chartex" xmlns:cx5="http://schemas.microsoft.com/office/drawing/2016/5/11/chartex" xmlns:cx6="http://schemas.microsoft.com/office/drawing/2016/5/12/chartex" xmlns:cx7="http://schemas.microsoft.com/office/drawing/2016/5/13/chartex" xmlns:cx8="http://schemas.microsoft.com/office/drawing/2016/5/14/chartex" xmlns:mc="http://schemas.openxmlformats.org/markup-compatibility/2006" xmlns:aink="http://schemas.microsoft.com/office/drawing/2016/ink" xmlns:am3d="http://schemas.microsoft.com/office/drawing/2017/model3d" xmlns:o="urn:schemas-microsoft-com:office:office" xmlns:oel="http://schemas.microsoft.com/office/2019/extlst" xmlns:r="http://schemas.openxmlformats.org/officeDocument/2006/relationships" xmlns:m="http://schemas.openxmlformats.org/officeDocument/2006/math" xmlns:v="urn:schemas-microsoft-com:vml" xmlns:wp14="http://schemas.microsoft.com/office/word/2010/wordprocessingDrawing" xmlns:wp="http://schemas.openxmlformats.org/drawingml/2006/wordprocessingDrawing" xmlns:w10="urn:schemas-microsoft-com:office:word" xmlns:w="http://schemas.openxmlformats.org/wordprocessingml/2006/main" xmlns:w14="http://schemas.microsoft.com/office/word/2010/wordml" xmlns:w15="http://schemas.microsoft.com/office/word/2012/wordml" xmlns:w16cex="http://schemas.microsoft.com/office/word/2018/wordml/cex" xmlns:w16cid="http://schemas.microsoft.com/office/word/2016/wordml/cid" xmlns:w16="http://schemas.microsoft.com/office/word/2018/wordml" xmlns:w16du="http://schemas.microsoft.com/office/word/2023/wordml/word16du" xmlns:w16sdtdh="http://schemas.microsoft.com/office/word/2020/wordml/sdtdatahash" xmlns:w16sdtfl="http://schemas.microsoft.com/office/word/2024/wordml/sdtformatlock" xmlns:w16se="http://schemas.microsoft.com/office/word/2015/wordml/symex" xmlns:wpg="http://schemas.microsoft.com/office/word/2010/wordprocessingGroup" xmlns:wpi="http://schemas.microsoft.com/office/word/2010/wordprocessingInk" xmlns:wne="http://schemas.microsoft.com/office/word/2006/wordml" xmlns:wps="http://schemas.microsoft.com/office/word/2010/wordprocessingShape" mc:Ignorable="w14 w15 w16se w16cid w16 w16cex w16sdtdh w16sdtfl w16du wp14">
+<w:document xmlns:wpc="http://schemas.microsoft.com/office/word/2010/wordprocessingCanvas" xmlns:cx="http://schemas.microsoft.com/office/drawing/2014/chartex" xmlns:cx1="http://schemas.microsoft.com/office/drawing/2015/9/8/chartex" xmlns:cx2="http://schemas.microsoft.com/office/drawing/2015/10/21/chartex" xmlns:cx3="http://schemas.microsoft.com/office/drawing/2016/5/9/chartex" xmlns:cx4="http://schemas.microsoft.com/office/drawing/2016/5/10/chartex" xmlns:cx5="http://schemas.microsoft.com/office/drawing/2016/5/11/chartex" xmlns:cx6="http://schemas.microsoft.com/office/drawing/2016/5/12/chartex" xmlns:cx7="http://schemas.microsoft.com/office/drawing/2016/5/13/chartex" xmlns:cx8="http://schemas.microsoft.com/office/drawing/2016/5/14/chartex" xmlns:mc="http://schemas.openxmlformats.org/markup-compatibility/2006" xmlns:m="http://schemas.openxmlformats.org/officeDocument/2006/math" xmlns:aink="http://schemas.microsoft.com/office/drawing/2016/ink" xmlns:am3d="http://schemas.microsoft.com/office/drawing/2017/model3d" xmlns:oel="http://schemas.microsoft.com/office/2019/extlst" xmlns:r="http://schemas.openxmlformats.org/officeDocument/2006/relationships" xmlns:wp14="http://schemas.microsoft.com/office/word/2010/wordprocessingDrawing" xmlns:wp="http://schemas.openxmlformats.org/drawingml/2006/wordprocessingDrawing" xmlns:wpg="http://schemas.microsoft.com/office/word/2010/wordprocessingGroup" xmlns:wpi="http://schemas.microsoft.com/office/word/2010/wordprocessingInk" xmlns:wps="http://schemas.microsoft.com/office/word/2010/wordprocessingShape" xmlns:o="urn:schemas-microsoft-com:office:office" xmlns:v="urn:schemas-microsoft-com:vml" xmlns:w10="urn:schemas-microsoft-com:office:word" xmlns:w="http://schemas.openxmlformats.org/wordprocessingml/2006/main" xmlns:w14="http://schemas.microsoft.com/office/word/2010/wordml" xmlns:w15="http://schemas.microsoft.com/office/word/2012/wordml" xmlns:w16cei="http://schemas.microsoft.com/office/word/2026/wordml/cei" xmlns:w16cex="http://schemas.microsoft.com/office/word/2018/wordml/cex" xmlns:w16cid="http://schemas.microsoft.com/office/word/2016/wordml/cid" xmlns:w16="http://schemas.microsoft.com/office/word/2018/wordml" xmlns:w16sdtdh="http://schemas.microsoft.com/office/word/2020/wordml/sdtdatahash" xmlns:w16sdtfl="http://schemas.microsoft.com/office/word/2024/wordml/sdtformatlock" xmlns:w16se="http://schemas.microsoft.com/office/word/2015/wordml/symex" xmlns:w16du="http://schemas.microsoft.com/office/word/2023/wordml/word16du" xmlns:wne="http://schemas.microsoft.com/office/word/2006/wordml" mc:Ignorable="w14 w15 w16se w16cid w16 w16cex w16sdtdh w16sdtfl w16du wp14">
   <w:body>
     <w:p>
       <w:pPr>
@@ -213,6 +213,7 @@
         </w:rPr>
         <w:t xml:space="preserve">in </w:t>
       </w:r>
+      <w:proofErr w:type="spellStart"/>
       <w:r>
         <w:rPr>
           <w:rFonts w:ascii="Times New Roman" w:hAnsi="Times New Roman" w:cs="Times New Roman"/>
@@ -238,7 +239,16 @@
           <w:b/>
           <w:lang w:val="en-GB"/>
         </w:rPr>
-        <w:t xml:space="preserve">rum near </w:t>
+        <w:t>rum</w:t>
+      </w:r>
+      <w:proofErr w:type="spellEnd"/>
+      <w:r>
+        <w:rPr>
+          <w:rFonts w:ascii="Times New Roman" w:hAnsi="Times New Roman" w:cs="Times New Roman"/>
+          <w:b/>
+          <w:lang w:val="en-GB"/>
+        </w:rPr>
+        <w:t xml:space="preserve"> near </w:t>
       </w:r>
       <w:r>
         <w:rPr>
@@ -569,13 +579,13 @@
         <w:rPr>
           <w:rFonts w:ascii="Times New Roman" w:hAnsi="Times New Roman" w:cs="Times New Roman"/>
           <w:noProof/>
-          <w:lang w:val="en-GB" w:eastAsia="nl-NL"/>
+          <w:lang w:val="en-GB"/>
         </w:rPr>
         <w:drawing>
-          <wp:inline distT="0" distB="0" distL="0" distR="0" wp14:anchorId="4EAD2481" wp14:editId="635E4732">
-            <wp:extent cx="1600200" cy="2094221"/>
-            <wp:effectExtent l="25400" t="0" r="0" b="0"/>
-            <wp:docPr id="2" name="Image 2"/>
+          <wp:inline distT="0" distB="0" distL="0" distR="0" wp14:anchorId="4C2701C2" wp14:editId="270AF41C">
+            <wp:extent cx="2796596" cy="1864501"/>
+            <wp:effectExtent l="0" t="0" r="0" b="2540"/>
+            <wp:docPr id="1258428842" name="Afbeelding 1"/>
             <wp:cNvGraphicFramePr>
               <a:graphicFrameLocks xmlns:a="http://schemas.openxmlformats.org/drawingml/2006/main" noChangeAspect="1"/>
             </wp:cNvGraphicFramePr>
@@ -583,11 +593,11 @@
               <a:graphicData uri="http://schemas.openxmlformats.org/drawingml/2006/picture">
                 <pic:pic xmlns:pic="http://schemas.openxmlformats.org/drawingml/2006/picture">
                   <pic:nvPicPr>
-                    <pic:cNvPr id="0" name="bruntland picture.jpg"/>
+                    <pic:cNvPr id="1258428842" name="Afbeelding 1258428842"/>
                     <pic:cNvPicPr/>
                   </pic:nvPicPr>
                   <pic:blipFill>
-                    <a:blip r:embed="rId6">
+                    <a:blip r:embed="rId6" cstate="print">
                       <a:extLst>
                         <a:ext uri="{28A0092B-C50C-407E-A947-70E740481C1C}">
                           <a14:useLocalDpi xmlns:a14="http://schemas.microsoft.com/office/drawing/2010/main" val="0"/>
@@ -601,7 +611,7 @@
                   <pic:spPr>
                     <a:xfrm>
                       <a:off x="0" y="0"/>
-                      <a:ext cx="1601157" cy="2095473"/>
+                      <a:ext cx="2851370" cy="1901019"/>
                     </a:xfrm>
                     <a:prstGeom prst="rect">
                       <a:avLst/>
@@ -630,26 +640,22 @@
         </w:rPr>
         <w:t xml:space="preserve">Source: </w:t>
       </w:r>
-      <w:hyperlink r:id="rId7" w:history="1">
-        <w:r>
-          <w:rPr>
-            <w:rStyle w:val="Hyperlink"/>
-            <w:rFonts w:ascii="Times New Roman" w:hAnsi="Times New Roman" w:cs="Times New Roman"/>
-            <w:u w:val="none"/>
-            <w:lang w:val="en-GB"/>
-          </w:rPr>
-          <w:t>http://www.who.int/dg/brundtland/en/</w:t>
-        </w:r>
-      </w:hyperlink>
-      <w:r>
-        <w:rPr>
-          <w:rFonts w:ascii="Times New Roman" w:hAnsi="Times New Roman" w:cs="Times New Roman"/>
-          <w:color w:val="0000FF" w:themeColor="hyperlink"/>
-          <w:u w:val="single"/>
-          <w:lang w:val="en-GB"/>
-        </w:rPr>
-        <w:t xml:space="preserve"> </w:t>
-      </w:r>
+      <w:r>
+        <w:rPr>
+          <w:rFonts w:ascii="Times New Roman" w:hAnsi="Times New Roman" w:cs="Times New Roman"/>
+          <w:lang w:val="en-GB"/>
+        </w:rPr>
+        <w:t xml:space="preserve">Brundtland, 27 February 2012, Flickr, photographer Bernt </w:t>
+      </w:r>
+      <w:proofErr w:type="spellStart"/>
+      <w:r>
+        <w:rPr>
+          <w:rFonts w:ascii="Times New Roman" w:hAnsi="Times New Roman" w:cs="Times New Roman"/>
+          <w:lang w:val="en-GB"/>
+        </w:rPr>
+        <w:t>Sønvisen</w:t>
+      </w:r>
+      <w:proofErr w:type="spellEnd"/>
     </w:p>
     <w:p>
       <w:pPr>
@@ -1250,13 +1256,23 @@
         </w:rPr>
         <w:t xml:space="preserve">the Labour Party, </w:t>
       </w:r>
-      <w:r>
-        <w:rPr>
-          <w:rFonts w:ascii="Times New Roman" w:hAnsi="Times New Roman" w:cs="Times New Roman"/>
-          <w:szCs w:val="32"/>
-          <w:lang w:val="en-GB"/>
-        </w:rPr>
-        <w:t>Arbeiderpartiet,</w:t>
+      <w:proofErr w:type="spellStart"/>
+      <w:r>
+        <w:rPr>
+          <w:rFonts w:ascii="Times New Roman" w:hAnsi="Times New Roman" w:cs="Times New Roman"/>
+          <w:szCs w:val="32"/>
+          <w:lang w:val="en-GB"/>
+        </w:rPr>
+        <w:t>Arbeiderpartiet</w:t>
+      </w:r>
+      <w:proofErr w:type="spellEnd"/>
+      <w:r>
+        <w:rPr>
+          <w:rFonts w:ascii="Times New Roman" w:hAnsi="Times New Roman" w:cs="Times New Roman"/>
+          <w:szCs w:val="32"/>
+          <w:lang w:val="en-GB"/>
+        </w:rPr>
+        <w:t>,</w:t>
       </w:r>
       <w:r>
         <w:rPr>
@@ -1912,8 +1928,18 @@
           <w:szCs w:val="32"/>
           <w:lang w:val="en-GB"/>
         </w:rPr>
-        <w:t xml:space="preserve"> a Master’s degree in Public Health</w:t>
-      </w:r>
+        <w:t xml:space="preserve"> a </w:t>
+      </w:r>
+      <w:proofErr w:type="gramStart"/>
+      <w:r>
+        <w:rPr>
+          <w:rFonts w:ascii="Times New Roman" w:hAnsi="Times New Roman" w:cs="Times New Roman"/>
+          <w:szCs w:val="32"/>
+          <w:lang w:val="en-GB"/>
+        </w:rPr>
+        <w:t>Master’s degree in Public Health</w:t>
+      </w:r>
+      <w:proofErr w:type="gramEnd"/>
       <w:r>
         <w:rPr>
           <w:rFonts w:ascii="Times New Roman" w:hAnsi="Times New Roman" w:cs="Times New Roman"/>
@@ -2106,13 +2132,23 @@
         </w:rPr>
         <w:t xml:space="preserve">quoted in </w:t>
       </w:r>
-      <w:r>
-        <w:rPr>
-          <w:rFonts w:ascii="Times New Roman" w:hAnsi="Times New Roman" w:cs="Times New Roman"/>
-          <w:szCs w:val="32"/>
-          <w:lang w:val="en-GB"/>
-        </w:rPr>
-        <w:t xml:space="preserve">Ribberink 2006: 72). </w:t>
+      <w:proofErr w:type="spellStart"/>
+      <w:r>
+        <w:rPr>
+          <w:rFonts w:ascii="Times New Roman" w:hAnsi="Times New Roman" w:cs="Times New Roman"/>
+          <w:szCs w:val="32"/>
+          <w:lang w:val="en-GB"/>
+        </w:rPr>
+        <w:t>Ribberink</w:t>
+      </w:r>
+      <w:proofErr w:type="spellEnd"/>
+      <w:r>
+        <w:rPr>
+          <w:rFonts w:ascii="Times New Roman" w:hAnsi="Times New Roman" w:cs="Times New Roman"/>
+          <w:szCs w:val="32"/>
+          <w:lang w:val="en-GB"/>
+        </w:rPr>
+        <w:t xml:space="preserve"> 2006: 72). </w:t>
       </w:r>
       <w:r>
         <w:rPr>
@@ -2160,7 +2196,16 @@
           <w:szCs w:val="32"/>
           <w:lang w:val="en-GB"/>
         </w:rPr>
-        <w:t xml:space="preserve"> years</w:t>
+        <w:t xml:space="preserve"> </w:t>
+      </w:r>
+      <w:proofErr w:type="gramStart"/>
+      <w:r>
+        <w:rPr>
+          <w:rFonts w:ascii="Times New Roman" w:hAnsi="Times New Roman" w:cs="Times New Roman"/>
+          <w:szCs w:val="32"/>
+          <w:lang w:val="en-GB"/>
+        </w:rPr>
+        <w:t>years</w:t>
       </w:r>
       <w:r>
         <w:rPr>
@@ -2176,6 +2221,151 @@
           <w:szCs w:val="32"/>
           <w:lang w:val="en-GB"/>
         </w:rPr>
+        <w:t>and</w:t>
+      </w:r>
+      <w:proofErr w:type="gramEnd"/>
+      <w:r>
+        <w:rPr>
+          <w:rFonts w:ascii="Times New Roman" w:hAnsi="Times New Roman" w:cs="Times New Roman"/>
+          <w:szCs w:val="32"/>
+          <w:lang w:val="en-GB"/>
+        </w:rPr>
+        <w:t xml:space="preserve"> </w:t>
+      </w:r>
+      <w:r>
+        <w:rPr>
+          <w:rFonts w:ascii="Times New Roman" w:hAnsi="Times New Roman" w:cs="Times New Roman"/>
+          <w:szCs w:val="32"/>
+          <w:lang w:val="en-GB"/>
+        </w:rPr>
+        <w:t xml:space="preserve">also </w:t>
+      </w:r>
+      <w:r>
+        <w:rPr>
+          <w:rFonts w:ascii="Times New Roman" w:hAnsi="Times New Roman" w:cs="Times New Roman"/>
+          <w:szCs w:val="32"/>
+          <w:lang w:val="en-GB"/>
+        </w:rPr>
+        <w:t>act</w:t>
+      </w:r>
+      <w:r>
+        <w:rPr>
+          <w:rFonts w:ascii="Times New Roman" w:hAnsi="Times New Roman" w:cs="Times New Roman"/>
+          <w:szCs w:val="32"/>
+          <w:lang w:val="en-GB"/>
+        </w:rPr>
+        <w:t>ed</w:t>
+      </w:r>
+      <w:r>
+        <w:rPr>
+          <w:rFonts w:ascii="Times New Roman" w:hAnsi="Times New Roman" w:cs="Times New Roman"/>
+          <w:szCs w:val="32"/>
+          <w:lang w:val="en-GB"/>
+        </w:rPr>
+        <w:t xml:space="preserve"> as </w:t>
+      </w:r>
+      <w:r>
+        <w:rPr>
+          <w:rFonts w:ascii="Times New Roman" w:hAnsi="Times New Roman" w:cs="Times New Roman"/>
+          <w:szCs w:val="32"/>
+          <w:lang w:val="en-GB"/>
+        </w:rPr>
+        <w:t>a consultant to the Ministry of Health</w:t>
+      </w:r>
+      <w:r>
+        <w:rPr>
+          <w:rFonts w:ascii="Times New Roman" w:hAnsi="Times New Roman" w:cs="Times New Roman"/>
+          <w:szCs w:val="32"/>
+          <w:lang w:val="en-GB"/>
+        </w:rPr>
+        <w:t xml:space="preserve"> (1965-1967)</w:t>
+      </w:r>
+      <w:r>
+        <w:rPr>
+          <w:rFonts w:ascii="Times New Roman" w:hAnsi="Times New Roman" w:cs="Times New Roman"/>
+          <w:szCs w:val="32"/>
+          <w:lang w:val="en-GB"/>
+        </w:rPr>
+        <w:t>, a m</w:t>
+      </w:r>
+      <w:r>
+        <w:rPr>
+          <w:rFonts w:ascii="Times New Roman" w:hAnsi="Times New Roman" w:cs="Times New Roman"/>
+          <w:szCs w:val="32"/>
+          <w:lang w:val="en-GB"/>
+        </w:rPr>
+        <w:t xml:space="preserve">edical officer </w:t>
+      </w:r>
+      <w:r>
+        <w:rPr>
+          <w:rFonts w:ascii="Times New Roman" w:hAnsi="Times New Roman" w:cs="Times New Roman"/>
+          <w:szCs w:val="32"/>
+          <w:lang w:val="en-GB"/>
+        </w:rPr>
+        <w:t>for</w:t>
+      </w:r>
+      <w:r>
+        <w:rPr>
+          <w:rFonts w:ascii="Times New Roman" w:hAnsi="Times New Roman" w:cs="Times New Roman"/>
+          <w:szCs w:val="32"/>
+          <w:lang w:val="en-GB"/>
+        </w:rPr>
+        <w:t xml:space="preserve"> the H</w:t>
+      </w:r>
+      <w:r>
+        <w:rPr>
+          <w:rFonts w:ascii="Times New Roman" w:hAnsi="Times New Roman" w:cs="Times New Roman"/>
+          <w:szCs w:val="32"/>
+          <w:lang w:val="en-GB"/>
+        </w:rPr>
+        <w:t xml:space="preserve">ealth Department of Oslo </w:t>
+      </w:r>
+      <w:r>
+        <w:rPr>
+          <w:rFonts w:ascii="Times New Roman" w:hAnsi="Times New Roman" w:cs="Times New Roman"/>
+          <w:szCs w:val="32"/>
+          <w:lang w:val="en-GB"/>
+        </w:rPr>
+        <w:t>(1968-1969) and Deputy</w:t>
+      </w:r>
+      <w:r>
+        <w:rPr>
+          <w:rFonts w:ascii="Times New Roman" w:hAnsi="Times New Roman" w:cs="Times New Roman"/>
+          <w:szCs w:val="32"/>
+          <w:lang w:val="en-GB"/>
+        </w:rPr>
+        <w:t xml:space="preserve"> Director of the Oslo School Health Services</w:t>
+      </w:r>
+      <w:r>
+        <w:rPr>
+          <w:rFonts w:ascii="Times New Roman" w:hAnsi="Times New Roman" w:cs="Times New Roman"/>
+          <w:szCs w:val="32"/>
+          <w:lang w:val="en-GB"/>
+        </w:rPr>
+        <w:t xml:space="preserve"> (from 1970)</w:t>
+      </w:r>
+      <w:r>
+        <w:rPr>
+          <w:rFonts w:ascii="Times New Roman" w:hAnsi="Times New Roman" w:cs="Times New Roman"/>
+          <w:szCs w:val="32"/>
+          <w:lang w:val="en-GB"/>
+        </w:rPr>
+        <w:t>.</w:t>
+      </w:r>
+      <w:r>
+        <w:rPr>
+          <w:rFonts w:ascii="Times New Roman" w:hAnsi="Times New Roman" w:cs="Times New Roman"/>
+          <w:szCs w:val="32"/>
+          <w:lang w:val="en-GB"/>
+        </w:rPr>
+        <w:t xml:space="preserve"> She had a particular interest in public health </w:t>
+      </w:r>
+      <w:r>
+        <w:rPr>
+          <w:rFonts w:ascii="Times New Roman" w:hAnsi="Times New Roman" w:cs="Times New Roman"/>
+          <w:szCs w:val="32"/>
+          <w:lang w:val="en-GB"/>
+        </w:rPr>
         <w:t xml:space="preserve">and </w:t>
       </w:r>
       <w:r>
@@ -2184,127 +2374,47 @@
           <w:szCs w:val="32"/>
           <w:lang w:val="en-GB"/>
         </w:rPr>
-        <w:t xml:space="preserve">also </w:t>
-      </w:r>
-      <w:r>
-        <w:rPr>
-          <w:rFonts w:ascii="Times New Roman" w:hAnsi="Times New Roman" w:cs="Times New Roman"/>
-          <w:szCs w:val="32"/>
-          <w:lang w:val="en-GB"/>
-        </w:rPr>
-        <w:t>act</w:t>
-      </w:r>
-      <w:r>
-        <w:rPr>
-          <w:rFonts w:ascii="Times New Roman" w:hAnsi="Times New Roman" w:cs="Times New Roman"/>
-          <w:szCs w:val="32"/>
-          <w:lang w:val="en-GB"/>
-        </w:rPr>
-        <w:t>ed</w:t>
-      </w:r>
-      <w:r>
-        <w:rPr>
-          <w:rFonts w:ascii="Times New Roman" w:hAnsi="Times New Roman" w:cs="Times New Roman"/>
-          <w:szCs w:val="32"/>
-          <w:lang w:val="en-GB"/>
-        </w:rPr>
-        <w:t xml:space="preserve"> as </w:t>
-      </w:r>
-      <w:r>
-        <w:rPr>
-          <w:rFonts w:ascii="Times New Roman" w:hAnsi="Times New Roman" w:cs="Times New Roman"/>
-          <w:szCs w:val="32"/>
-          <w:lang w:val="en-GB"/>
-        </w:rPr>
-        <w:t>a consultant to the Ministry of Health</w:t>
-      </w:r>
-      <w:r>
-        <w:rPr>
-          <w:rFonts w:ascii="Times New Roman" w:hAnsi="Times New Roman" w:cs="Times New Roman"/>
-          <w:szCs w:val="32"/>
-          <w:lang w:val="en-GB"/>
-        </w:rPr>
-        <w:t xml:space="preserve"> (1965-1967)</w:t>
-      </w:r>
-      <w:r>
-        <w:rPr>
-          <w:rFonts w:ascii="Times New Roman" w:hAnsi="Times New Roman" w:cs="Times New Roman"/>
-          <w:szCs w:val="32"/>
-          <w:lang w:val="en-GB"/>
-        </w:rPr>
-        <w:t>, a m</w:t>
-      </w:r>
-      <w:r>
-        <w:rPr>
-          <w:rFonts w:ascii="Times New Roman" w:hAnsi="Times New Roman" w:cs="Times New Roman"/>
-          <w:szCs w:val="32"/>
-          <w:lang w:val="en-GB"/>
-        </w:rPr>
-        <w:t xml:space="preserve">edical officer </w:t>
-      </w:r>
-      <w:r>
-        <w:rPr>
-          <w:rFonts w:ascii="Times New Roman" w:hAnsi="Times New Roman" w:cs="Times New Roman"/>
-          <w:szCs w:val="32"/>
-          <w:lang w:val="en-GB"/>
-        </w:rPr>
-        <w:t>for</w:t>
-      </w:r>
-      <w:r>
-        <w:rPr>
-          <w:rFonts w:ascii="Times New Roman" w:hAnsi="Times New Roman" w:cs="Times New Roman"/>
-          <w:szCs w:val="32"/>
-          <w:lang w:val="en-GB"/>
-        </w:rPr>
-        <w:t xml:space="preserve"> the H</w:t>
-      </w:r>
-      <w:r>
-        <w:rPr>
-          <w:rFonts w:ascii="Times New Roman" w:hAnsi="Times New Roman" w:cs="Times New Roman"/>
-          <w:szCs w:val="32"/>
-          <w:lang w:val="en-GB"/>
-        </w:rPr>
-        <w:t xml:space="preserve">ealth Department of Oslo </w:t>
-      </w:r>
-      <w:r>
-        <w:rPr>
-          <w:rFonts w:ascii="Times New Roman" w:hAnsi="Times New Roman" w:cs="Times New Roman"/>
-          <w:szCs w:val="32"/>
-          <w:lang w:val="en-GB"/>
-        </w:rPr>
-        <w:t>(1968-1969) and Deputy</w:t>
-      </w:r>
-      <w:r>
-        <w:rPr>
-          <w:rFonts w:ascii="Times New Roman" w:hAnsi="Times New Roman" w:cs="Times New Roman"/>
-          <w:szCs w:val="32"/>
-          <w:lang w:val="en-GB"/>
-        </w:rPr>
-        <w:t xml:space="preserve"> Director of the Oslo School Health Services</w:t>
-      </w:r>
-      <w:r>
-        <w:rPr>
-          <w:rFonts w:ascii="Times New Roman" w:hAnsi="Times New Roman" w:cs="Times New Roman"/>
-          <w:szCs w:val="32"/>
-          <w:lang w:val="en-GB"/>
-        </w:rPr>
-        <w:t xml:space="preserve"> (from 1970)</w:t>
-      </w:r>
-      <w:r>
-        <w:rPr>
-          <w:rFonts w:ascii="Times New Roman" w:hAnsi="Times New Roman" w:cs="Times New Roman"/>
-          <w:szCs w:val="32"/>
-          <w:lang w:val="en-GB"/>
-        </w:rPr>
-        <w:t>.</w:t>
-      </w:r>
-      <w:r>
-        <w:rPr>
-          <w:rFonts w:ascii="Times New Roman" w:hAnsi="Times New Roman" w:cs="Times New Roman"/>
-          <w:szCs w:val="32"/>
-          <w:lang w:val="en-GB"/>
-        </w:rPr>
-        <w:t xml:space="preserve"> She had a particular interest </w:t>
+        <w:t>children’s health issue</w:t>
+      </w:r>
+      <w:r>
+        <w:rPr>
+          <w:rFonts w:ascii="Times New Roman" w:hAnsi="Times New Roman" w:cs="Times New Roman"/>
+          <w:szCs w:val="32"/>
+          <w:lang w:val="en-GB"/>
+        </w:rPr>
+        <w:t>s</w:t>
+      </w:r>
+      <w:r>
+        <w:rPr>
+          <w:rFonts w:ascii="Times New Roman" w:hAnsi="Times New Roman" w:cs="Times New Roman"/>
+          <w:szCs w:val="32"/>
+          <w:lang w:val="en-GB"/>
+        </w:rPr>
+        <w:t xml:space="preserve"> and during the early 1970s </w:t>
+      </w:r>
+      <w:r>
+        <w:rPr>
+          <w:rFonts w:ascii="Times New Roman" w:hAnsi="Times New Roman" w:cs="Times New Roman"/>
+          <w:szCs w:val="32"/>
+          <w:lang w:val="en-GB"/>
+        </w:rPr>
+        <w:t xml:space="preserve">moved </w:t>
+      </w:r>
+      <w:r>
+        <w:rPr>
+          <w:rFonts w:ascii="Times New Roman" w:hAnsi="Times New Roman" w:cs="Times New Roman"/>
+          <w:szCs w:val="32"/>
+          <w:lang w:val="en-GB"/>
+        </w:rPr>
+        <w:t>closer to t</w:t>
+      </w:r>
+      <w:r>
+        <w:rPr>
+          <w:rFonts w:ascii="Times New Roman" w:hAnsi="Times New Roman" w:cs="Times New Roman"/>
+          <w:szCs w:val="32"/>
+          <w:lang w:val="en-GB"/>
+        </w:rPr>
+        <w:t xml:space="preserve">he </w:t>
       </w:r>
       <w:r>
         <w:rPr>
@@ -2313,63 +2423,7 @@
           <w:lang w:val="en-GB"/>
         </w:rPr>
         <w:lastRenderedPageBreak/>
-        <w:t xml:space="preserve">in public health </w:t>
-      </w:r>
-      <w:r>
-        <w:rPr>
-          <w:rFonts w:ascii="Times New Roman" w:hAnsi="Times New Roman" w:cs="Times New Roman"/>
-          <w:szCs w:val="32"/>
-          <w:lang w:val="en-GB"/>
-        </w:rPr>
-        <w:t xml:space="preserve">and </w:t>
-      </w:r>
-      <w:r>
-        <w:rPr>
-          <w:rFonts w:ascii="Times New Roman" w:hAnsi="Times New Roman" w:cs="Times New Roman"/>
-          <w:szCs w:val="32"/>
-          <w:lang w:val="en-GB"/>
-        </w:rPr>
-        <w:t>children’s health issue</w:t>
-      </w:r>
-      <w:r>
-        <w:rPr>
-          <w:rFonts w:ascii="Times New Roman" w:hAnsi="Times New Roman" w:cs="Times New Roman"/>
-          <w:szCs w:val="32"/>
-          <w:lang w:val="en-GB"/>
-        </w:rPr>
-        <w:t>s</w:t>
-      </w:r>
-      <w:r>
-        <w:rPr>
-          <w:rFonts w:ascii="Times New Roman" w:hAnsi="Times New Roman" w:cs="Times New Roman"/>
-          <w:szCs w:val="32"/>
-          <w:lang w:val="en-GB"/>
-        </w:rPr>
-        <w:t xml:space="preserve"> and during the early 1970s </w:t>
-      </w:r>
-      <w:r>
-        <w:rPr>
-          <w:rFonts w:ascii="Times New Roman" w:hAnsi="Times New Roman" w:cs="Times New Roman"/>
-          <w:szCs w:val="32"/>
-          <w:lang w:val="en-GB"/>
-        </w:rPr>
-        <w:t xml:space="preserve">moved </w:t>
-      </w:r>
-      <w:r>
-        <w:rPr>
-          <w:rFonts w:ascii="Times New Roman" w:hAnsi="Times New Roman" w:cs="Times New Roman"/>
-          <w:szCs w:val="32"/>
-          <w:lang w:val="en-GB"/>
-        </w:rPr>
-        <w:t>closer to t</w:t>
-      </w:r>
-      <w:r>
-        <w:rPr>
-          <w:rFonts w:ascii="Times New Roman" w:hAnsi="Times New Roman" w:cs="Times New Roman"/>
-          <w:szCs w:val="32"/>
-          <w:lang w:val="en-GB"/>
-        </w:rPr>
-        <w:t>he feminist movement. She</w:t>
+        <w:t>feminist movement. She</w:t>
       </w:r>
       <w:r>
         <w:rPr>
@@ -2796,7 +2850,25 @@
           <w:szCs w:val="32"/>
           <w:lang w:val="en-GB"/>
         </w:rPr>
-        <w:t xml:space="preserve"> the Hardangervidda wilderness </w:t>
+        <w:t xml:space="preserve"> the </w:t>
+      </w:r>
+      <w:proofErr w:type="spellStart"/>
+      <w:r>
+        <w:rPr>
+          <w:rFonts w:ascii="Times New Roman" w:hAnsi="Times New Roman" w:cs="Times New Roman"/>
+          <w:szCs w:val="32"/>
+          <w:lang w:val="en-GB"/>
+        </w:rPr>
+        <w:t>Hardangervidda</w:t>
+      </w:r>
+      <w:proofErr w:type="spellEnd"/>
+      <w:r>
+        <w:rPr>
+          <w:rFonts w:ascii="Times New Roman" w:hAnsi="Times New Roman" w:cs="Times New Roman"/>
+          <w:szCs w:val="32"/>
+          <w:lang w:val="en-GB"/>
+        </w:rPr>
+        <w:t xml:space="preserve"> wilderness </w:t>
       </w:r>
       <w:r>
         <w:rPr>
@@ -2814,6 +2886,7 @@
         </w:rPr>
         <w:t xml:space="preserve"> a national park and </w:t>
       </w:r>
+      <w:proofErr w:type="gramStart"/>
       <w:r>
         <w:rPr>
           <w:rFonts w:ascii="Times New Roman" w:hAnsi="Times New Roman" w:cs="Times New Roman"/>
@@ -2830,6 +2903,7 @@
         </w:rPr>
         <w:t xml:space="preserve"> action</w:t>
       </w:r>
+      <w:proofErr w:type="gramEnd"/>
       <w:r>
         <w:rPr>
           <w:rFonts w:ascii="Times New Roman" w:hAnsi="Times New Roman" w:cs="Times New Roman"/>
@@ -3004,7 +3078,25 @@
           <w:szCs w:val="32"/>
           <w:lang w:val="en-GB"/>
         </w:rPr>
-        <w:t xml:space="preserve"> into a natural disaster. The media began to refer to her as ‘green goddess’ (Ribberink 2009</w:t>
+        <w:t xml:space="preserve"> into a natural disaster. The media began to refer to her as ‘green goddess’ (</w:t>
+      </w:r>
+      <w:proofErr w:type="spellStart"/>
+      <w:r>
+        <w:rPr>
+          <w:rFonts w:ascii="Times New Roman" w:hAnsi="Times New Roman" w:cs="Times New Roman"/>
+          <w:szCs w:val="32"/>
+          <w:lang w:val="en-GB"/>
+        </w:rPr>
+        <w:t>Ribberink</w:t>
+      </w:r>
+      <w:proofErr w:type="spellEnd"/>
+      <w:r>
+        <w:rPr>
+          <w:rFonts w:ascii="Times New Roman" w:hAnsi="Times New Roman" w:cs="Times New Roman"/>
+          <w:szCs w:val="32"/>
+          <w:lang w:val="en-GB"/>
+        </w:rPr>
+        <w:t xml:space="preserve"> 2009</w:t>
       </w:r>
       <w:r>
         <w:rPr>
@@ -3156,7 +3248,25 @@
           <w:szCs w:val="32"/>
           <w:lang w:val="en-GB"/>
         </w:rPr>
-        <w:t xml:space="preserve">fter resigning as Minister for the Environment in 1979 in order to revitalize the party, </w:t>
+        <w:t xml:space="preserve">fter resigning as Minister for the Environment in 1979 </w:t>
+      </w:r>
+      <w:proofErr w:type="gramStart"/>
+      <w:r>
+        <w:rPr>
+          <w:rFonts w:ascii="Times New Roman" w:hAnsi="Times New Roman" w:cs="Times New Roman"/>
+          <w:szCs w:val="32"/>
+          <w:lang w:val="en-GB"/>
+        </w:rPr>
+        <w:t>in order to</w:t>
+      </w:r>
+      <w:proofErr w:type="gramEnd"/>
+      <w:r>
+        <w:rPr>
+          <w:rFonts w:ascii="Times New Roman" w:hAnsi="Times New Roman" w:cs="Times New Roman"/>
+          <w:szCs w:val="32"/>
+          <w:lang w:val="en-GB"/>
+        </w:rPr>
+        <w:t xml:space="preserve"> revitalize the party, </w:t>
       </w:r>
       <w:r>
         <w:rPr>
@@ -3228,8 +3338,18 @@
           <w:szCs w:val="32"/>
           <w:lang w:val="en-GB"/>
         </w:rPr>
-        <w:t xml:space="preserve"> and also</w:t>
-      </w:r>
+        <w:t xml:space="preserve"> </w:t>
+      </w:r>
+      <w:proofErr w:type="gramStart"/>
+      <w:r>
+        <w:rPr>
+          <w:rFonts w:ascii="Times New Roman" w:hAnsi="Times New Roman" w:cs="Times New Roman"/>
+          <w:szCs w:val="32"/>
+          <w:lang w:val="en-GB"/>
+        </w:rPr>
+        <w:t>and also</w:t>
+      </w:r>
+      <w:proofErr w:type="gramEnd"/>
       <w:r>
         <w:rPr>
           <w:rFonts w:ascii="Times New Roman" w:hAnsi="Times New Roman" w:cs="Times New Roman"/>
@@ -3941,16 +4061,44 @@
           <w:szCs w:val="32"/>
           <w:lang w:val="en-GB"/>
         </w:rPr>
-        <w:t xml:space="preserve"> To lessen her workload she resigned from party leadership. In October 1996 she decided that she was not going to lead the Party through another election and</w:t>
-      </w:r>
-      <w:r>
-        <w:rPr>
-          <w:rFonts w:ascii="Times New Roman" w:hAnsi="Times New Roman" w:cs="Times New Roman"/>
-          <w:szCs w:val="32"/>
-          <w:lang w:val="en-GB"/>
-        </w:rPr>
-        <w:t xml:space="preserve"> resigned as Prime Minister, but</w:t>
-      </w:r>
+        <w:t xml:space="preserve"> To lessen her </w:t>
+      </w:r>
+      <w:proofErr w:type="gramStart"/>
+      <w:r>
+        <w:rPr>
+          <w:rFonts w:ascii="Times New Roman" w:hAnsi="Times New Roman" w:cs="Times New Roman"/>
+          <w:szCs w:val="32"/>
+          <w:lang w:val="en-GB"/>
+        </w:rPr>
+        <w:t>workload</w:t>
+      </w:r>
+      <w:proofErr w:type="gramEnd"/>
+      <w:r>
+        <w:rPr>
+          <w:rFonts w:ascii="Times New Roman" w:hAnsi="Times New Roman" w:cs="Times New Roman"/>
+          <w:szCs w:val="32"/>
+          <w:lang w:val="en-GB"/>
+        </w:rPr>
+        <w:t xml:space="preserve"> she resigned from party leadership. In October 1996 she decided that she was not going to lead the Party through another election and</w:t>
+      </w:r>
+      <w:r>
+        <w:rPr>
+          <w:rFonts w:ascii="Times New Roman" w:hAnsi="Times New Roman" w:cs="Times New Roman"/>
+          <w:szCs w:val="32"/>
+          <w:lang w:val="en-GB"/>
+        </w:rPr>
+        <w:t xml:space="preserve"> resigned as Prime </w:t>
+      </w:r>
+      <w:proofErr w:type="gramStart"/>
+      <w:r>
+        <w:rPr>
+          <w:rFonts w:ascii="Times New Roman" w:hAnsi="Times New Roman" w:cs="Times New Roman"/>
+          <w:szCs w:val="32"/>
+          <w:lang w:val="en-GB"/>
+        </w:rPr>
+        <w:t>Minister, but</w:t>
+      </w:r>
+      <w:proofErr w:type="gramEnd"/>
       <w:r>
         <w:rPr>
           <w:rFonts w:ascii="Times New Roman" w:hAnsi="Times New Roman" w:cs="Times New Roman"/>
@@ -4029,7 +4177,25 @@
           <w:szCs w:val="32"/>
           <w:lang w:val="en-GB"/>
         </w:rPr>
-        <w:t xml:space="preserve"> She also used that period of time to write her memoirs, </w:t>
+        <w:t xml:space="preserve"> She also used that </w:t>
+      </w:r>
+      <w:proofErr w:type="gramStart"/>
+      <w:r>
+        <w:rPr>
+          <w:rFonts w:ascii="Times New Roman" w:hAnsi="Times New Roman" w:cs="Times New Roman"/>
+          <w:szCs w:val="32"/>
+          <w:lang w:val="en-GB"/>
+        </w:rPr>
+        <w:t>period of time</w:t>
+      </w:r>
+      <w:proofErr w:type="gramEnd"/>
+      <w:r>
+        <w:rPr>
+          <w:rFonts w:ascii="Times New Roman" w:hAnsi="Times New Roman" w:cs="Times New Roman"/>
+          <w:szCs w:val="32"/>
+          <w:lang w:val="en-GB"/>
+        </w:rPr>
+        <w:t xml:space="preserve"> to write her memoirs, </w:t>
       </w:r>
       <w:r>
         <w:rPr>
@@ -4290,7 +4456,79 @@
           <w:szCs w:val="32"/>
           <w:lang w:val="en-GB"/>
         </w:rPr>
-        <w:t xml:space="preserve">on Disarmament and Security </w:t>
+        <w:t>on Disarmament and Security I</w:t>
+      </w:r>
+      <w:r>
+        <w:rPr>
+          <w:rFonts w:ascii="Times New Roman" w:hAnsi="Times New Roman" w:cs="Times New Roman"/>
+          <w:szCs w:val="32"/>
+          <w:lang w:val="en-GB"/>
+        </w:rPr>
+        <w:t>ssues</w:t>
+      </w:r>
+      <w:r>
+        <w:rPr>
+          <w:rFonts w:ascii="Times New Roman" w:hAnsi="Times New Roman" w:cs="Times New Roman"/>
+          <w:szCs w:val="32"/>
+          <w:lang w:val="en-GB"/>
+        </w:rPr>
+        <w:t xml:space="preserve">, chaired by </w:t>
+      </w:r>
+      <w:r>
+        <w:rPr>
+          <w:rFonts w:ascii="Times New Roman" w:hAnsi="Times New Roman" w:cs="Times New Roman"/>
+          <w:szCs w:val="32"/>
+          <w:lang w:val="en-GB"/>
+        </w:rPr>
+        <w:t xml:space="preserve">the </w:t>
+      </w:r>
+      <w:r>
+        <w:rPr>
+          <w:rFonts w:ascii="Times New Roman" w:hAnsi="Times New Roman" w:cs="Times New Roman"/>
+          <w:szCs w:val="32"/>
+          <w:lang w:val="en-GB"/>
+        </w:rPr>
+        <w:t xml:space="preserve">Swedish </w:t>
+      </w:r>
+      <w:r>
+        <w:rPr>
+          <w:rFonts w:ascii="Times New Roman" w:hAnsi="Times New Roman" w:cs="Times New Roman"/>
+          <w:szCs w:val="32"/>
+          <w:lang w:val="en-GB"/>
+        </w:rPr>
+        <w:t>Social Democrat</w:t>
+      </w:r>
+      <w:r>
+        <w:rPr>
+          <w:rFonts w:ascii="Times New Roman" w:hAnsi="Times New Roman" w:cs="Times New Roman"/>
+          <w:szCs w:val="32"/>
+          <w:lang w:val="en-GB"/>
+        </w:rPr>
+        <w:t xml:space="preserve"> Olof </w:t>
+      </w:r>
+      <w:r>
+        <w:rPr>
+          <w:rFonts w:ascii="Times New Roman" w:hAnsi="Times New Roman" w:cs="Times New Roman"/>
+          <w:szCs w:val="32"/>
+          <w:lang w:val="en-GB"/>
+        </w:rPr>
+        <w:t>Palme</w:t>
+      </w:r>
+      <w:r>
+        <w:rPr>
+          <w:rFonts w:ascii="Times New Roman" w:hAnsi="Times New Roman" w:cs="Times New Roman"/>
+          <w:szCs w:val="32"/>
+          <w:lang w:val="en-GB"/>
+        </w:rPr>
+        <w:t>,</w:t>
+      </w:r>
+      <w:r>
+        <w:rPr>
+          <w:rFonts w:ascii="Times New Roman" w:hAnsi="Times New Roman" w:cs="Times New Roman"/>
+          <w:szCs w:val="32"/>
+          <w:lang w:val="en-GB"/>
+        </w:rPr>
+        <w:t xml:space="preserve"> which enabled her to gain new </w:t>
       </w:r>
       <w:r>
         <w:rPr>
@@ -4299,6 +4537,54 @@
           <w:lang w:val="en-GB"/>
         </w:rPr>
         <w:lastRenderedPageBreak/>
+        <w:t>insight</w:t>
+      </w:r>
+      <w:r>
+        <w:rPr>
+          <w:rFonts w:ascii="Times New Roman" w:hAnsi="Times New Roman" w:cs="Times New Roman"/>
+          <w:szCs w:val="32"/>
+          <w:lang w:val="en-GB"/>
+        </w:rPr>
+        <w:t>s</w:t>
+      </w:r>
+      <w:r>
+        <w:rPr>
+          <w:rFonts w:ascii="Times New Roman" w:hAnsi="Times New Roman" w:cs="Times New Roman"/>
+          <w:szCs w:val="32"/>
+          <w:lang w:val="en-GB"/>
+        </w:rPr>
+        <w:t xml:space="preserve"> into world affairs and to build relationships with other </w:t>
+      </w:r>
+      <w:r>
+        <w:rPr>
+          <w:rFonts w:ascii="Times New Roman" w:hAnsi="Times New Roman" w:cs="Times New Roman"/>
+          <w:szCs w:val="32"/>
+          <w:lang w:val="en-GB"/>
+        </w:rPr>
+        <w:t>international</w:t>
+      </w:r>
+      <w:r>
+        <w:rPr>
+          <w:rFonts w:ascii="Times New Roman" w:hAnsi="Times New Roman" w:cs="Times New Roman"/>
+          <w:szCs w:val="32"/>
+          <w:lang w:val="en-GB"/>
+        </w:rPr>
+        <w:t xml:space="preserve"> leaders</w:t>
+      </w:r>
+      <w:r>
+        <w:rPr>
+          <w:rFonts w:ascii="Times New Roman" w:hAnsi="Times New Roman" w:cs="Times New Roman"/>
+          <w:szCs w:val="32"/>
+          <w:lang w:val="en-GB"/>
+        </w:rPr>
+        <w:t xml:space="preserve">. </w:t>
+      </w:r>
+      <w:r>
+        <w:rPr>
+          <w:rFonts w:ascii="Times New Roman" w:hAnsi="Times New Roman" w:cs="Times New Roman"/>
+          <w:szCs w:val="32"/>
+          <w:lang w:val="en-GB"/>
+        </w:rPr>
         <w:t>I</w:t>
       </w:r>
       <w:r>
@@ -4307,20 +4593,215 @@
           <w:szCs w:val="32"/>
           <w:lang w:val="en-GB"/>
         </w:rPr>
-        <w:t>ssues</w:t>
-      </w:r>
-      <w:r>
-        <w:rPr>
-          <w:rFonts w:ascii="Times New Roman" w:hAnsi="Times New Roman" w:cs="Times New Roman"/>
-          <w:szCs w:val="32"/>
-          <w:lang w:val="en-GB"/>
-        </w:rPr>
-        <w:t xml:space="preserve">, chaired by </w:t>
-      </w:r>
-      <w:r>
-        <w:rPr>
-          <w:rFonts w:ascii="Times New Roman" w:hAnsi="Times New Roman" w:cs="Times New Roman"/>
-          <w:szCs w:val="32"/>
+        <w:t xml:space="preserve">nternational recognition came </w:t>
+      </w:r>
+      <w:r>
+        <w:rPr>
+          <w:rFonts w:ascii="Times New Roman" w:hAnsi="Times New Roman" w:cs="Times New Roman"/>
+          <w:szCs w:val="32"/>
+          <w:lang w:val="en-GB"/>
+        </w:rPr>
+        <w:t>in 1983</w:t>
+      </w:r>
+      <w:r>
+        <w:rPr>
+          <w:rFonts w:ascii="Times New Roman" w:hAnsi="Times New Roman" w:cs="Times New Roman"/>
+          <w:szCs w:val="32"/>
+          <w:lang w:val="en-GB"/>
+        </w:rPr>
+        <w:t>,</w:t>
+      </w:r>
+      <w:r>
+        <w:rPr>
+          <w:rFonts w:ascii="Times New Roman" w:hAnsi="Times New Roman" w:cs="Times New Roman"/>
+          <w:szCs w:val="32"/>
+          <w:lang w:val="en-GB"/>
+        </w:rPr>
+        <w:t xml:space="preserve"> </w:t>
+      </w:r>
+      <w:r>
+        <w:rPr>
+          <w:rFonts w:ascii="Times New Roman" w:hAnsi="Times New Roman" w:cs="Times New Roman"/>
+          <w:szCs w:val="32"/>
+          <w:lang w:val="en-GB"/>
+        </w:rPr>
+        <w:t>when UN Secretary-</w:t>
+      </w:r>
+      <w:r>
+        <w:rPr>
+          <w:rFonts w:ascii="Times New Roman" w:hAnsi="Times New Roman" w:cs="Times New Roman"/>
+          <w:szCs w:val="32"/>
+          <w:lang w:val="en-GB"/>
+        </w:rPr>
+        <w:t xml:space="preserve">General </w:t>
+      </w:r>
+      <w:r>
+        <w:rPr>
+          <w:rFonts w:ascii="Times New Roman" w:hAnsi="Times New Roman" w:cs="Times New Roman"/>
+          <w:szCs w:val="32"/>
+          <w:lang w:val="en-GB"/>
+        </w:rPr>
+        <w:t>Javier Pé</w:t>
+      </w:r>
+      <w:r>
+        <w:rPr>
+          <w:rFonts w:ascii="Times New Roman" w:hAnsi="Times New Roman" w:cs="Times New Roman"/>
+          <w:szCs w:val="32"/>
+          <w:lang w:val="en-GB"/>
+        </w:rPr>
+        <w:t xml:space="preserve">rez de Cuellar </w:t>
+      </w:r>
+      <w:r>
+        <w:rPr>
+          <w:rFonts w:ascii="Times New Roman" w:hAnsi="Times New Roman" w:cs="Times New Roman"/>
+          <w:szCs w:val="32"/>
+          <w:lang w:val="en-GB"/>
+        </w:rPr>
+        <w:t>appointed her as</w:t>
+      </w:r>
+      <w:r>
+        <w:rPr>
+          <w:rFonts w:ascii="Times New Roman" w:hAnsi="Times New Roman" w:cs="Times New Roman"/>
+          <w:szCs w:val="32"/>
+          <w:lang w:val="en-GB"/>
+        </w:rPr>
+        <w:t xml:space="preserve"> head of the World Commission on Environment and Development</w:t>
+      </w:r>
+      <w:r>
+        <w:rPr>
+          <w:rFonts w:ascii="Times New Roman" w:hAnsi="Times New Roman" w:cs="Times New Roman"/>
+          <w:szCs w:val="32"/>
+          <w:lang w:val="en-GB"/>
+        </w:rPr>
+        <w:t>, which</w:t>
+      </w:r>
+      <w:r>
+        <w:rPr>
+          <w:rFonts w:ascii="Times New Roman" w:hAnsi="Times New Roman" w:cs="Times New Roman"/>
+          <w:szCs w:val="32"/>
+          <w:lang w:val="en-GB"/>
+        </w:rPr>
+        <w:t xml:space="preserve"> was tasked with investigating </w:t>
+      </w:r>
+      <w:r>
+        <w:rPr>
+          <w:rFonts w:ascii="Times New Roman" w:hAnsi="Times New Roman" w:cs="Times New Roman"/>
+          <w:szCs w:val="32"/>
+          <w:lang w:val="en-GB"/>
+        </w:rPr>
+        <w:t>worldwide</w:t>
+      </w:r>
+      <w:r>
+        <w:rPr>
+          <w:rFonts w:ascii="Times New Roman" w:hAnsi="Times New Roman" w:cs="Times New Roman"/>
+          <w:szCs w:val="32"/>
+          <w:lang w:val="en-GB"/>
+        </w:rPr>
+        <w:t xml:space="preserve"> problems relating to the environment, poverty and population</w:t>
+      </w:r>
+      <w:r>
+        <w:rPr>
+          <w:rFonts w:ascii="Times New Roman" w:hAnsi="Times New Roman" w:cs="Times New Roman"/>
+          <w:szCs w:val="32"/>
+          <w:lang w:val="en-GB"/>
+        </w:rPr>
+        <w:t xml:space="preserve"> growth</w:t>
+      </w:r>
+      <w:r>
+        <w:rPr>
+          <w:rFonts w:ascii="Times New Roman" w:hAnsi="Times New Roman" w:cs="Times New Roman"/>
+          <w:szCs w:val="32"/>
+          <w:lang w:val="en-GB"/>
+        </w:rPr>
+        <w:t xml:space="preserve">. </w:t>
+      </w:r>
+      <w:r>
+        <w:rPr>
+          <w:rFonts w:ascii="Times New Roman" w:hAnsi="Times New Roman" w:cs="Times New Roman"/>
+          <w:szCs w:val="32"/>
+          <w:lang w:val="en-GB"/>
+        </w:rPr>
+        <w:t xml:space="preserve">In 1987 </w:t>
+      </w:r>
+      <w:r>
+        <w:rPr>
+          <w:rFonts w:ascii="Times New Roman" w:hAnsi="Times New Roman" w:cs="Times New Roman"/>
+          <w:szCs w:val="32"/>
+          <w:lang w:val="en-GB"/>
+        </w:rPr>
+        <w:t>the Commission</w:t>
+      </w:r>
+      <w:r>
+        <w:rPr>
+          <w:rFonts w:ascii="Times New Roman" w:hAnsi="Times New Roman" w:cs="Times New Roman"/>
+          <w:szCs w:val="32"/>
+          <w:lang w:val="en-GB"/>
+        </w:rPr>
+        <w:t xml:space="preserve"> presented its</w:t>
+      </w:r>
+      <w:r>
+        <w:rPr>
+          <w:rFonts w:ascii="Times New Roman" w:hAnsi="Times New Roman" w:cs="Times New Roman"/>
+          <w:szCs w:val="32"/>
+          <w:lang w:val="en-GB"/>
+        </w:rPr>
+        <w:t xml:space="preserve"> report, </w:t>
+      </w:r>
+      <w:r>
+        <w:rPr>
+          <w:rFonts w:ascii="Times New Roman" w:hAnsi="Times New Roman" w:cs="Times New Roman"/>
+          <w:i/>
+          <w:szCs w:val="32"/>
+          <w:lang w:val="en-GB"/>
+        </w:rPr>
+        <w:t xml:space="preserve">Our Common </w:t>
+      </w:r>
+      <w:r>
+        <w:rPr>
+          <w:rFonts w:ascii="Times New Roman" w:hAnsi="Times New Roman" w:cs="Times New Roman"/>
+          <w:i/>
+          <w:lang w:val="en-GB"/>
+        </w:rPr>
+        <w:t>Future</w:t>
+      </w:r>
+      <w:r>
+        <w:rPr>
+          <w:rFonts w:ascii="Times New Roman" w:hAnsi="Times New Roman" w:cs="Times New Roman"/>
+          <w:lang w:val="en-GB"/>
+        </w:rPr>
+        <w:t>, popularly known as the Brundtland report.</w:t>
+      </w:r>
+      <w:r>
+        <w:rPr>
+          <w:rFonts w:ascii="Times New Roman" w:hAnsi="Times New Roman" w:cs="Times New Roman"/>
+          <w:lang w:val="en-GB"/>
+        </w:rPr>
+        <w:t xml:space="preserve"> </w:t>
+      </w:r>
+      <w:r>
+        <w:rPr>
+          <w:rFonts w:ascii="Times New Roman" w:hAnsi="Times New Roman" w:cs="Times New Roman"/>
+          <w:lang w:val="en-GB"/>
+        </w:rPr>
+        <w:t>The report</w:t>
+      </w:r>
+      <w:r>
+        <w:rPr>
+          <w:rFonts w:ascii="Times New Roman" w:hAnsi="Times New Roman" w:cs="Times New Roman"/>
+          <w:lang w:val="en-GB"/>
+        </w:rPr>
+        <w:t xml:space="preserve"> </w:t>
+      </w:r>
+      <w:r>
+        <w:rPr>
+          <w:rFonts w:ascii="Times New Roman" w:hAnsi="Times New Roman" w:cs="Times New Roman"/>
+          <w:lang w:val="en-GB"/>
+        </w:rPr>
+        <w:t xml:space="preserve">placed </w:t>
+      </w:r>
+      <w:r>
+        <w:rPr>
+          <w:rFonts w:ascii="Times New Roman" w:hAnsi="Times New Roman" w:cs="Times New Roman"/>
           <w:lang w:val="en-GB"/>
         </w:rPr>
         <w:t xml:space="preserve">the </w:t>
@@ -4328,87 +4809,132 @@
       <w:r>
         <w:rPr>
           <w:rFonts w:ascii="Times New Roman" w:hAnsi="Times New Roman" w:cs="Times New Roman"/>
-          <w:szCs w:val="32"/>
-          <w:lang w:val="en-GB"/>
-        </w:rPr>
-        <w:t xml:space="preserve">Swedish </w:t>
-      </w:r>
-      <w:r>
-        <w:rPr>
-          <w:rFonts w:ascii="Times New Roman" w:hAnsi="Times New Roman" w:cs="Times New Roman"/>
-          <w:szCs w:val="32"/>
-          <w:lang w:val="en-GB"/>
-        </w:rPr>
-        <w:t>Social Democrat</w:t>
-      </w:r>
-      <w:r>
-        <w:rPr>
-          <w:rFonts w:ascii="Times New Roman" w:hAnsi="Times New Roman" w:cs="Times New Roman"/>
-          <w:szCs w:val="32"/>
-          <w:lang w:val="en-GB"/>
-        </w:rPr>
-        <w:t xml:space="preserve"> Olof </w:t>
-      </w:r>
-      <w:r>
-        <w:rPr>
-          <w:rFonts w:ascii="Times New Roman" w:hAnsi="Times New Roman" w:cs="Times New Roman"/>
-          <w:szCs w:val="32"/>
-          <w:lang w:val="en-GB"/>
-        </w:rPr>
-        <w:t>Palme</w:t>
-      </w:r>
-      <w:r>
-        <w:rPr>
-          <w:rFonts w:ascii="Times New Roman" w:hAnsi="Times New Roman" w:cs="Times New Roman"/>
-          <w:szCs w:val="32"/>
-          <w:lang w:val="en-GB"/>
-        </w:rPr>
-        <w:t>,</w:t>
-      </w:r>
-      <w:r>
-        <w:rPr>
-          <w:rFonts w:ascii="Times New Roman" w:hAnsi="Times New Roman" w:cs="Times New Roman"/>
-          <w:szCs w:val="32"/>
-          <w:lang w:val="en-GB"/>
-        </w:rPr>
-        <w:t xml:space="preserve"> which enabled her to gain new insight</w:t>
-      </w:r>
-      <w:r>
-        <w:rPr>
-          <w:rFonts w:ascii="Times New Roman" w:hAnsi="Times New Roman" w:cs="Times New Roman"/>
-          <w:szCs w:val="32"/>
-          <w:lang w:val="en-GB"/>
-        </w:rPr>
-        <w:t>s</w:t>
-      </w:r>
-      <w:r>
-        <w:rPr>
-          <w:rFonts w:ascii="Times New Roman" w:hAnsi="Times New Roman" w:cs="Times New Roman"/>
-          <w:szCs w:val="32"/>
-          <w:lang w:val="en-GB"/>
-        </w:rPr>
-        <w:t xml:space="preserve"> into world affairs and to build relationships with other </w:t>
-      </w:r>
-      <w:r>
-        <w:rPr>
-          <w:rFonts w:ascii="Times New Roman" w:hAnsi="Times New Roman" w:cs="Times New Roman"/>
-          <w:szCs w:val="32"/>
-          <w:lang w:val="en-GB"/>
-        </w:rPr>
-        <w:t>international</w:t>
-      </w:r>
-      <w:r>
-        <w:rPr>
-          <w:rFonts w:ascii="Times New Roman" w:hAnsi="Times New Roman" w:cs="Times New Roman"/>
-          <w:szCs w:val="32"/>
-          <w:lang w:val="en-GB"/>
-        </w:rPr>
-        <w:t xml:space="preserve"> leaders</w:t>
-      </w:r>
-      <w:r>
-        <w:rPr>
-          <w:rFonts w:ascii="Times New Roman" w:hAnsi="Times New Roman" w:cs="Times New Roman"/>
-          <w:szCs w:val="32"/>
+          <w:lang w:val="en-GB"/>
+        </w:rPr>
+        <w:t xml:space="preserve">environment high on the international agenda, calling </w:t>
+      </w:r>
+      <w:r>
+        <w:rPr>
+          <w:rFonts w:ascii="Times New Roman" w:hAnsi="Times New Roman" w:cs="Times New Roman"/>
+          <w:lang w:val="en-GB"/>
+        </w:rPr>
+        <w:t xml:space="preserve">for </w:t>
+      </w:r>
+      <w:r>
+        <w:rPr>
+          <w:rFonts w:ascii="Times New Roman" w:hAnsi="Times New Roman" w:cs="Times New Roman"/>
+          <w:lang w:val="en-GB"/>
+        </w:rPr>
+        <w:t>environmental</w:t>
+      </w:r>
+      <w:r>
+        <w:rPr>
+          <w:rFonts w:ascii="Times New Roman" w:hAnsi="Times New Roman" w:cs="Times New Roman"/>
+          <w:lang w:val="en-GB"/>
+        </w:rPr>
+        <w:t xml:space="preserve"> thinking </w:t>
+      </w:r>
+      <w:r>
+        <w:rPr>
+          <w:rFonts w:ascii="Times New Roman" w:hAnsi="Times New Roman" w:cs="Times New Roman"/>
+          <w:lang w:val="en-GB"/>
+        </w:rPr>
+        <w:t xml:space="preserve">to be integrated </w:t>
+      </w:r>
+      <w:r>
+        <w:rPr>
+          <w:rFonts w:ascii="Times New Roman" w:hAnsi="Times New Roman" w:cs="Times New Roman"/>
+          <w:lang w:val="en-GB"/>
+        </w:rPr>
+        <w:t xml:space="preserve">at all </w:t>
+      </w:r>
+      <w:r>
+        <w:rPr>
+          <w:rFonts w:ascii="Times New Roman" w:hAnsi="Times New Roman" w:cs="Times New Roman"/>
+          <w:lang w:val="en-GB"/>
+        </w:rPr>
+        <w:t xml:space="preserve">political </w:t>
+      </w:r>
+      <w:r>
+        <w:rPr>
+          <w:rFonts w:ascii="Times New Roman" w:hAnsi="Times New Roman" w:cs="Times New Roman"/>
+          <w:lang w:val="en-GB"/>
+        </w:rPr>
+        <w:t>level</w:t>
+      </w:r>
+      <w:r>
+        <w:rPr>
+          <w:rFonts w:ascii="Times New Roman" w:hAnsi="Times New Roman" w:cs="Times New Roman"/>
+          <w:lang w:val="en-GB"/>
+        </w:rPr>
+        <w:t>s,</w:t>
+      </w:r>
+      <w:r>
+        <w:rPr>
+          <w:rFonts w:ascii="Times New Roman" w:hAnsi="Times New Roman" w:cs="Times New Roman"/>
+          <w:lang w:val="en-GB"/>
+        </w:rPr>
+        <w:t xml:space="preserve"> </w:t>
+      </w:r>
+      <w:r>
+        <w:rPr>
+          <w:rFonts w:ascii="Times New Roman" w:hAnsi="Times New Roman" w:cs="Times New Roman"/>
+          <w:lang w:val="en-GB"/>
+        </w:rPr>
+        <w:t>and</w:t>
+      </w:r>
+      <w:r>
+        <w:rPr>
+          <w:rFonts w:ascii="Times New Roman" w:hAnsi="Times New Roman" w:cs="Times New Roman"/>
+          <w:lang w:val="en-GB"/>
+        </w:rPr>
+        <w:t xml:space="preserve"> presented the </w:t>
+      </w:r>
+      <w:r>
+        <w:rPr>
+          <w:rFonts w:ascii="Times New Roman" w:hAnsi="Times New Roman" w:cs="Times New Roman"/>
+          <w:lang w:val="en-GB"/>
+        </w:rPr>
+        <w:t xml:space="preserve">new </w:t>
+      </w:r>
+      <w:r>
+        <w:rPr>
+          <w:rFonts w:ascii="Times New Roman" w:hAnsi="Times New Roman" w:cs="Times New Roman"/>
+          <w:lang w:val="en-GB"/>
+        </w:rPr>
+        <w:t xml:space="preserve">concept of </w:t>
+      </w:r>
+      <w:r>
+        <w:rPr>
+          <w:rFonts w:ascii="Times New Roman" w:hAnsi="Times New Roman" w:cs="Times New Roman"/>
+          <w:lang w:val="en-GB"/>
+        </w:rPr>
+        <w:t>sustainable development</w:t>
+      </w:r>
+      <w:r>
+        <w:rPr>
+          <w:rFonts w:ascii="Times New Roman" w:hAnsi="Times New Roman" w:cs="Times New Roman"/>
+          <w:lang w:val="en-GB"/>
+        </w:rPr>
+        <w:t xml:space="preserve"> as ‘development that meets the needs of the present without compromising the ability of future generations to meet their own needs’ (</w:t>
+      </w:r>
+      <w:r>
+        <w:rPr>
+          <w:rFonts w:ascii="Times New Roman" w:hAnsi="Times New Roman" w:cs="Times New Roman"/>
+          <w:lang w:val="en-GB"/>
+        </w:rPr>
+        <w:t>1987: 43</w:t>
+      </w:r>
+      <w:r>
+        <w:rPr>
+          <w:rFonts w:ascii="Times New Roman" w:hAnsi="Times New Roman" w:cs="Times New Roman"/>
+          <w:lang w:val="en-GB"/>
+        </w:rPr>
+        <w:t>)</w:t>
+      </w:r>
+      <w:r>
+        <w:rPr>
+          <w:rFonts w:ascii="Times New Roman" w:hAnsi="Times New Roman" w:cs="Times New Roman"/>
           <w:lang w:val="en-GB"/>
         </w:rPr>
         <w:t xml:space="preserve">. </w:t>
@@ -4416,300 +4942,18 @@
       <w:r>
         <w:rPr>
           <w:rFonts w:ascii="Times New Roman" w:hAnsi="Times New Roman" w:cs="Times New Roman"/>
-          <w:szCs w:val="32"/>
-          <w:lang w:val="en-GB"/>
-        </w:rPr>
-        <w:t>I</w:t>
-      </w:r>
-      <w:r>
-        <w:rPr>
-          <w:rFonts w:ascii="Times New Roman" w:hAnsi="Times New Roman" w:cs="Times New Roman"/>
-          <w:szCs w:val="32"/>
-          <w:lang w:val="en-GB"/>
-        </w:rPr>
-        <w:t xml:space="preserve">nternational recognition came </w:t>
-      </w:r>
-      <w:r>
-        <w:rPr>
-          <w:rFonts w:ascii="Times New Roman" w:hAnsi="Times New Roman" w:cs="Times New Roman"/>
-          <w:szCs w:val="32"/>
-          <w:lang w:val="en-GB"/>
-        </w:rPr>
-        <w:t>in 1983</w:t>
-      </w:r>
-      <w:r>
-        <w:rPr>
-          <w:rFonts w:ascii="Times New Roman" w:hAnsi="Times New Roman" w:cs="Times New Roman"/>
-          <w:szCs w:val="32"/>
-          <w:lang w:val="en-GB"/>
-        </w:rPr>
-        <w:t>,</w:t>
-      </w:r>
-      <w:r>
-        <w:rPr>
-          <w:rFonts w:ascii="Times New Roman" w:hAnsi="Times New Roman" w:cs="Times New Roman"/>
-          <w:szCs w:val="32"/>
+          <w:lang w:val="en-GB"/>
+        </w:rPr>
+        <w:t>The report brought Brundtland much praise</w:t>
+      </w:r>
+      <w:r>
+        <w:rPr>
+          <w:rFonts w:ascii="Times New Roman" w:hAnsi="Times New Roman" w:cs="Times New Roman"/>
           <w:lang w:val="en-GB"/>
         </w:rPr>
         <w:t xml:space="preserve"> </w:t>
       </w:r>
-      <w:r>
-        <w:rPr>
-          <w:rFonts w:ascii="Times New Roman" w:hAnsi="Times New Roman" w:cs="Times New Roman"/>
-          <w:szCs w:val="32"/>
-          <w:lang w:val="en-GB"/>
-        </w:rPr>
-        <w:t>when UN Secretary-</w:t>
-      </w:r>
-      <w:r>
-        <w:rPr>
-          <w:rFonts w:ascii="Times New Roman" w:hAnsi="Times New Roman" w:cs="Times New Roman"/>
-          <w:szCs w:val="32"/>
-          <w:lang w:val="en-GB"/>
-        </w:rPr>
-        <w:t xml:space="preserve">General </w:t>
-      </w:r>
-      <w:r>
-        <w:rPr>
-          <w:rFonts w:ascii="Times New Roman" w:hAnsi="Times New Roman" w:cs="Times New Roman"/>
-          <w:szCs w:val="32"/>
-          <w:lang w:val="en-GB"/>
-        </w:rPr>
-        <w:t>Javier Pé</w:t>
-      </w:r>
-      <w:r>
-        <w:rPr>
-          <w:rFonts w:ascii="Times New Roman" w:hAnsi="Times New Roman" w:cs="Times New Roman"/>
-          <w:szCs w:val="32"/>
-          <w:lang w:val="en-GB"/>
-        </w:rPr>
-        <w:t xml:space="preserve">rez de Cuellar </w:t>
-      </w:r>
-      <w:r>
-        <w:rPr>
-          <w:rFonts w:ascii="Times New Roman" w:hAnsi="Times New Roman" w:cs="Times New Roman"/>
-          <w:szCs w:val="32"/>
-          <w:lang w:val="en-GB"/>
-        </w:rPr>
-        <w:t>appointed her as</w:t>
-      </w:r>
-      <w:r>
-        <w:rPr>
-          <w:rFonts w:ascii="Times New Roman" w:hAnsi="Times New Roman" w:cs="Times New Roman"/>
-          <w:szCs w:val="32"/>
-          <w:lang w:val="en-GB"/>
-        </w:rPr>
-        <w:t xml:space="preserve"> head of the World Commission on Environment and Development</w:t>
-      </w:r>
-      <w:r>
-        <w:rPr>
-          <w:rFonts w:ascii="Times New Roman" w:hAnsi="Times New Roman" w:cs="Times New Roman"/>
-          <w:szCs w:val="32"/>
-          <w:lang w:val="en-GB"/>
-        </w:rPr>
-        <w:t>, which</w:t>
-      </w:r>
-      <w:r>
-        <w:rPr>
-          <w:rFonts w:ascii="Times New Roman" w:hAnsi="Times New Roman" w:cs="Times New Roman"/>
-          <w:szCs w:val="32"/>
-          <w:lang w:val="en-GB"/>
-        </w:rPr>
-        <w:t xml:space="preserve"> was tasked with investigating </w:t>
-      </w:r>
-      <w:r>
-        <w:rPr>
-          <w:rFonts w:ascii="Times New Roman" w:hAnsi="Times New Roman" w:cs="Times New Roman"/>
-          <w:szCs w:val="32"/>
-          <w:lang w:val="en-GB"/>
-        </w:rPr>
-        <w:t>worldwide</w:t>
-      </w:r>
-      <w:r>
-        <w:rPr>
-          <w:rFonts w:ascii="Times New Roman" w:hAnsi="Times New Roman" w:cs="Times New Roman"/>
-          <w:szCs w:val="32"/>
-          <w:lang w:val="en-GB"/>
-        </w:rPr>
-        <w:t xml:space="preserve"> problems relating to the environment, poverty and population</w:t>
-      </w:r>
-      <w:r>
-        <w:rPr>
-          <w:rFonts w:ascii="Times New Roman" w:hAnsi="Times New Roman" w:cs="Times New Roman"/>
-          <w:szCs w:val="32"/>
-          <w:lang w:val="en-GB"/>
-        </w:rPr>
-        <w:t xml:space="preserve"> growth</w:t>
-      </w:r>
-      <w:r>
-        <w:rPr>
-          <w:rFonts w:ascii="Times New Roman" w:hAnsi="Times New Roman" w:cs="Times New Roman"/>
-          <w:szCs w:val="32"/>
-          <w:lang w:val="en-GB"/>
-        </w:rPr>
-        <w:t xml:space="preserve">. </w:t>
-      </w:r>
-      <w:r>
-        <w:rPr>
-          <w:rFonts w:ascii="Times New Roman" w:hAnsi="Times New Roman" w:cs="Times New Roman"/>
-          <w:szCs w:val="32"/>
-          <w:lang w:val="en-GB"/>
-        </w:rPr>
-        <w:t xml:space="preserve">In 1987 </w:t>
-      </w:r>
-      <w:r>
-        <w:rPr>
-          <w:rFonts w:ascii="Times New Roman" w:hAnsi="Times New Roman" w:cs="Times New Roman"/>
-          <w:szCs w:val="32"/>
-          <w:lang w:val="en-GB"/>
-        </w:rPr>
-        <w:t>the Commission</w:t>
-      </w:r>
-      <w:r>
-        <w:rPr>
-          <w:rFonts w:ascii="Times New Roman" w:hAnsi="Times New Roman" w:cs="Times New Roman"/>
-          <w:szCs w:val="32"/>
-          <w:lang w:val="en-GB"/>
-        </w:rPr>
-        <w:t xml:space="preserve"> presented its</w:t>
-      </w:r>
-      <w:r>
-        <w:rPr>
-          <w:rFonts w:ascii="Times New Roman" w:hAnsi="Times New Roman" w:cs="Times New Roman"/>
-          <w:szCs w:val="32"/>
-          <w:lang w:val="en-GB"/>
-        </w:rPr>
-        <w:t xml:space="preserve"> report, </w:t>
-      </w:r>
-      <w:r>
-        <w:rPr>
-          <w:rFonts w:ascii="Times New Roman" w:hAnsi="Times New Roman" w:cs="Times New Roman"/>
-          <w:i/>
-          <w:szCs w:val="32"/>
-          <w:lang w:val="en-GB"/>
-        </w:rPr>
-        <w:t xml:space="preserve">Our Common </w:t>
-      </w:r>
-      <w:r>
-        <w:rPr>
-          <w:rFonts w:ascii="Times New Roman" w:hAnsi="Times New Roman" w:cs="Times New Roman"/>
-          <w:i/>
-          <w:lang w:val="en-GB"/>
-        </w:rPr>
-        <w:t>Future</w:t>
-      </w:r>
-      <w:r>
-        <w:rPr>
-          <w:rFonts w:ascii="Times New Roman" w:hAnsi="Times New Roman" w:cs="Times New Roman"/>
-          <w:lang w:val="en-GB"/>
-        </w:rPr>
-        <w:t>, popularly known as the Brundtland report.</w:t>
-      </w:r>
-      <w:r>
-        <w:rPr>
-          <w:rFonts w:ascii="Times New Roman" w:hAnsi="Times New Roman" w:cs="Times New Roman"/>
-          <w:lang w:val="en-GB"/>
-        </w:rPr>
-        <w:t xml:space="preserve"> </w:t>
-      </w:r>
-      <w:r>
-        <w:rPr>
-          <w:rFonts w:ascii="Times New Roman" w:hAnsi="Times New Roman" w:cs="Times New Roman"/>
-          <w:lang w:val="en-GB"/>
-        </w:rPr>
-        <w:t>The report</w:t>
-      </w:r>
-      <w:r>
-        <w:rPr>
-          <w:rFonts w:ascii="Times New Roman" w:hAnsi="Times New Roman" w:cs="Times New Roman"/>
-          <w:lang w:val="en-GB"/>
-        </w:rPr>
-        <w:t xml:space="preserve"> </w:t>
-      </w:r>
-      <w:r>
-        <w:rPr>
-          <w:rFonts w:ascii="Times New Roman" w:hAnsi="Times New Roman" w:cs="Times New Roman"/>
-          <w:lang w:val="en-GB"/>
-        </w:rPr>
-        <w:t xml:space="preserve">placed </w:t>
-      </w:r>
-      <w:r>
-        <w:rPr>
-          <w:rFonts w:ascii="Times New Roman" w:hAnsi="Times New Roman" w:cs="Times New Roman"/>
-          <w:lang w:val="en-GB"/>
-        </w:rPr>
-        <w:t xml:space="preserve">the </w:t>
-      </w:r>
-      <w:r>
-        <w:rPr>
-          <w:rFonts w:ascii="Times New Roman" w:hAnsi="Times New Roman" w:cs="Times New Roman"/>
-          <w:lang w:val="en-GB"/>
-        </w:rPr>
-        <w:t xml:space="preserve">environment high on the international agenda, calling </w:t>
-      </w:r>
-      <w:r>
-        <w:rPr>
-          <w:rFonts w:ascii="Times New Roman" w:hAnsi="Times New Roman" w:cs="Times New Roman"/>
-          <w:lang w:val="en-GB"/>
-        </w:rPr>
-        <w:t xml:space="preserve">for </w:t>
-      </w:r>
-      <w:r>
-        <w:rPr>
-          <w:rFonts w:ascii="Times New Roman" w:hAnsi="Times New Roman" w:cs="Times New Roman"/>
-          <w:lang w:val="en-GB"/>
-        </w:rPr>
-        <w:t>environmental</w:t>
-      </w:r>
-      <w:r>
-        <w:rPr>
-          <w:rFonts w:ascii="Times New Roman" w:hAnsi="Times New Roman" w:cs="Times New Roman"/>
-          <w:lang w:val="en-GB"/>
-        </w:rPr>
-        <w:t xml:space="preserve"> thinking </w:t>
-      </w:r>
-      <w:r>
-        <w:rPr>
-          <w:rFonts w:ascii="Times New Roman" w:hAnsi="Times New Roman" w:cs="Times New Roman"/>
-          <w:lang w:val="en-GB"/>
-        </w:rPr>
-        <w:t xml:space="preserve">to be integrated </w:t>
-      </w:r>
-      <w:r>
-        <w:rPr>
-          <w:rFonts w:ascii="Times New Roman" w:hAnsi="Times New Roman" w:cs="Times New Roman"/>
-          <w:lang w:val="en-GB"/>
-        </w:rPr>
-        <w:t xml:space="preserve">at all </w:t>
-      </w:r>
-      <w:r>
-        <w:rPr>
-          <w:rFonts w:ascii="Times New Roman" w:hAnsi="Times New Roman" w:cs="Times New Roman"/>
-          <w:lang w:val="en-GB"/>
-        </w:rPr>
-        <w:t xml:space="preserve">political </w:t>
-      </w:r>
-      <w:r>
-        <w:rPr>
-          <w:rFonts w:ascii="Times New Roman" w:hAnsi="Times New Roman" w:cs="Times New Roman"/>
-          <w:lang w:val="en-GB"/>
-        </w:rPr>
-        <w:t>level</w:t>
-      </w:r>
-      <w:r>
-        <w:rPr>
-          <w:rFonts w:ascii="Times New Roman" w:hAnsi="Times New Roman" w:cs="Times New Roman"/>
-          <w:lang w:val="en-GB"/>
-        </w:rPr>
-        <w:t>s,</w:t>
-      </w:r>
-      <w:r>
-        <w:rPr>
-          <w:rFonts w:ascii="Times New Roman" w:hAnsi="Times New Roman" w:cs="Times New Roman"/>
-          <w:lang w:val="en-GB"/>
-        </w:rPr>
-        <w:t xml:space="preserve"> </w:t>
-      </w:r>
+      <w:proofErr w:type="gramStart"/>
       <w:r>
         <w:rPr>
           <w:rFonts w:ascii="Times New Roman" w:hAnsi="Times New Roman" w:cs="Times New Roman"/>
@@ -4722,78 +4966,9 @@
           <w:rFonts w:ascii="Times New Roman" w:hAnsi="Times New Roman" w:cs="Times New Roman"/>
           <w:lang w:val="en-GB"/>
         </w:rPr>
-        <w:t xml:space="preserve"> presented the </w:t>
-      </w:r>
-      <w:r>
-        <w:rPr>
-          <w:rFonts w:ascii="Times New Roman" w:hAnsi="Times New Roman" w:cs="Times New Roman"/>
-          <w:lang w:val="en-GB"/>
-        </w:rPr>
-        <w:t xml:space="preserve">new </w:t>
-      </w:r>
-      <w:r>
-        <w:rPr>
-          <w:rFonts w:ascii="Times New Roman" w:hAnsi="Times New Roman" w:cs="Times New Roman"/>
-          <w:lang w:val="en-GB"/>
-        </w:rPr>
-        <w:t xml:space="preserve">concept of </w:t>
-      </w:r>
-      <w:r>
-        <w:rPr>
-          <w:rFonts w:ascii="Times New Roman" w:hAnsi="Times New Roman" w:cs="Times New Roman"/>
-          <w:lang w:val="en-GB"/>
-        </w:rPr>
-        <w:t>sustainable development</w:t>
-      </w:r>
-      <w:r>
-        <w:rPr>
-          <w:rFonts w:ascii="Times New Roman" w:hAnsi="Times New Roman" w:cs="Times New Roman"/>
-          <w:lang w:val="en-GB"/>
-        </w:rPr>
-        <w:t xml:space="preserve"> as ‘development that meets the needs of the present without compromising the ability of future generations to meet their own needs’ (</w:t>
-      </w:r>
-      <w:r>
-        <w:rPr>
-          <w:rFonts w:ascii="Times New Roman" w:hAnsi="Times New Roman" w:cs="Times New Roman"/>
-          <w:lang w:val="en-GB"/>
-        </w:rPr>
-        <w:t>1987: 43</w:t>
-      </w:r>
-      <w:r>
-        <w:rPr>
-          <w:rFonts w:ascii="Times New Roman" w:hAnsi="Times New Roman" w:cs="Times New Roman"/>
-          <w:lang w:val="en-GB"/>
-        </w:rPr>
-        <w:t>)</w:t>
-      </w:r>
-      <w:r>
-        <w:rPr>
-          <w:rFonts w:ascii="Times New Roman" w:hAnsi="Times New Roman" w:cs="Times New Roman"/>
-          <w:lang w:val="en-GB"/>
-        </w:rPr>
-        <w:t xml:space="preserve">. </w:t>
-      </w:r>
-      <w:r>
-        <w:rPr>
-          <w:rFonts w:ascii="Times New Roman" w:hAnsi="Times New Roman" w:cs="Times New Roman"/>
-          <w:lang w:val="en-GB"/>
-        </w:rPr>
-        <w:t>The report brought Brundtland much praise</w:t>
-      </w:r>
-      <w:r>
-        <w:rPr>
-          <w:rFonts w:ascii="Times New Roman" w:hAnsi="Times New Roman" w:cs="Times New Roman"/>
-          <w:lang w:val="en-GB"/>
-        </w:rPr>
-        <w:t xml:space="preserve"> and</w:t>
-      </w:r>
-      <w:r>
-        <w:rPr>
-          <w:rFonts w:ascii="Times New Roman" w:hAnsi="Times New Roman" w:cs="Times New Roman"/>
-          <w:lang w:val="en-GB"/>
-        </w:rPr>
         <w:t xml:space="preserve"> also</w:t>
       </w:r>
+      <w:proofErr w:type="gramEnd"/>
       <w:r>
         <w:rPr>
           <w:rFonts w:ascii="Times New Roman" w:hAnsi="Times New Roman" w:cs="Times New Roman"/>
@@ -5309,13 +5484,23 @@
         </w:rPr>
         <w:t xml:space="preserve">and four to </w:t>
       </w:r>
-      <w:r>
-        <w:rPr>
-          <w:rFonts w:ascii="Times New Roman" w:hAnsi="Times New Roman" w:cs="Times New Roman"/>
-          <w:szCs w:val="32"/>
-          <w:lang w:val="en-GB"/>
-        </w:rPr>
-        <w:t>Uton Muchtar Rafei, WHO’s regional dire</w:t>
+      <w:proofErr w:type="spellStart"/>
+      <w:r>
+        <w:rPr>
+          <w:rFonts w:ascii="Times New Roman" w:hAnsi="Times New Roman" w:cs="Times New Roman"/>
+          <w:szCs w:val="32"/>
+          <w:lang w:val="en-GB"/>
+        </w:rPr>
+        <w:t>Uton</w:t>
+      </w:r>
+      <w:proofErr w:type="spellEnd"/>
+      <w:r>
+        <w:rPr>
+          <w:rFonts w:ascii="Times New Roman" w:hAnsi="Times New Roman" w:cs="Times New Roman"/>
+          <w:szCs w:val="32"/>
+          <w:lang w:val="en-GB"/>
+        </w:rPr>
+        <w:t xml:space="preserve"> Muchtar Rafei, WHO’s regional dire</w:t>
       </w:r>
       <w:r>
         <w:rPr>
@@ -6268,7 +6453,17 @@
           <w:szCs w:val="32"/>
           <w:lang w:val="en-GB"/>
         </w:rPr>
-        <w:t>cation, more transparency, [and] a clearer distribution of responsibilities</w:t>
+        <w:t xml:space="preserve">cation, more transparency, [and] a clearer distribution of </w:t>
+      </w:r>
+      <w:proofErr w:type="gramStart"/>
+      <w:r>
+        <w:rPr>
+          <w:rFonts w:ascii="Times New Roman" w:hAnsi="Times New Roman" w:cs="Times New Roman"/>
+          <w:bCs/>
+          <w:szCs w:val="32"/>
+          <w:lang w:val="en-GB"/>
+        </w:rPr>
+        <w:t>responsibilities</w:t>
       </w:r>
       <w:r>
         <w:rPr>
@@ -6279,6 +6474,7 @@
         </w:rPr>
         <w:t>’</w:t>
       </w:r>
+      <w:proofErr w:type="gramEnd"/>
       <w:r>
         <w:rPr>
           <w:rFonts w:ascii="Times New Roman" w:hAnsi="Times New Roman" w:cs="Times New Roman"/>
@@ -6518,7 +6714,39 @@
           <w:szCs w:val="32"/>
           <w:lang w:val="en-GB"/>
         </w:rPr>
-        <w:t xml:space="preserve"> and Mental </w:t>
+        <w:t xml:space="preserve"> and Mental Health, which had an equivalent </w:t>
+      </w:r>
+      <w:r>
+        <w:rPr>
+          <w:rFonts w:ascii="Times New Roman" w:hAnsi="Times New Roman" w:cs="Times New Roman"/>
+          <w:szCs w:val="32"/>
+          <w:lang w:val="en-GB"/>
+        </w:rPr>
+        <w:t>cabinet status to Communicable D</w:t>
+      </w:r>
+      <w:r>
+        <w:rPr>
+          <w:rFonts w:ascii="Times New Roman" w:hAnsi="Times New Roman" w:cs="Times New Roman"/>
+          <w:szCs w:val="32"/>
+          <w:lang w:val="en-GB"/>
+        </w:rPr>
+        <w:t xml:space="preserve">iseases, one of </w:t>
+      </w:r>
+      <w:r>
+        <w:rPr>
+          <w:rFonts w:ascii="Times New Roman" w:hAnsi="Times New Roman" w:cs="Times New Roman"/>
+          <w:szCs w:val="32"/>
+          <w:lang w:val="en-GB"/>
+        </w:rPr>
+        <w:t xml:space="preserve">the </w:t>
+      </w:r>
+      <w:r>
+        <w:rPr>
+          <w:rFonts w:ascii="Times New Roman" w:hAnsi="Times New Roman" w:cs="Times New Roman"/>
+          <w:szCs w:val="32"/>
+          <w:lang w:val="en-GB"/>
+        </w:rPr>
+        <w:t xml:space="preserve">WHO’s </w:t>
       </w:r>
       <w:r>
         <w:rPr>
@@ -6527,39 +6755,7 @@
           <w:lang w:val="en-GB"/>
         </w:rPr>
         <w:lastRenderedPageBreak/>
-        <w:t xml:space="preserve">Health, which had an equivalent </w:t>
-      </w:r>
-      <w:r>
-        <w:rPr>
-          <w:rFonts w:ascii="Times New Roman" w:hAnsi="Times New Roman" w:cs="Times New Roman"/>
-          <w:szCs w:val="32"/>
-          <w:lang w:val="en-GB"/>
-        </w:rPr>
-        <w:t>cabinet status to Communicable D</w:t>
-      </w:r>
-      <w:r>
-        <w:rPr>
-          <w:rFonts w:ascii="Times New Roman" w:hAnsi="Times New Roman" w:cs="Times New Roman"/>
-          <w:szCs w:val="32"/>
-          <w:lang w:val="en-GB"/>
-        </w:rPr>
-        <w:t xml:space="preserve">iseases, one of </w:t>
-      </w:r>
-      <w:r>
-        <w:rPr>
-          <w:rFonts w:ascii="Times New Roman" w:hAnsi="Times New Roman" w:cs="Times New Roman"/>
-          <w:szCs w:val="32"/>
-          <w:lang w:val="en-GB"/>
-        </w:rPr>
-        <w:t xml:space="preserve">the </w:t>
-      </w:r>
-      <w:r>
-        <w:rPr>
-          <w:rFonts w:ascii="Times New Roman" w:hAnsi="Times New Roman" w:cs="Times New Roman"/>
-          <w:szCs w:val="32"/>
-          <w:lang w:val="en-GB"/>
-        </w:rPr>
-        <w:t>WHO’s traditional field</w:t>
+        <w:t>traditional field</w:t>
       </w:r>
       <w:r>
         <w:rPr>
@@ -8378,8 +8574,9 @@
           <w:szCs w:val="32"/>
           <w:lang w:val="en-GB"/>
         </w:rPr>
-        <w:t xml:space="preserve">t the top of the global agenda and she used all </w:t>
-      </w:r>
+        <w:t xml:space="preserve">t the top of the global </w:t>
+      </w:r>
+      <w:proofErr w:type="gramStart"/>
       <w:r>
         <w:rPr>
           <w:rFonts w:ascii="Times New Roman" w:hAnsi="Times New Roman" w:cs="Times New Roman"/>
@@ -8387,8 +8584,9 @@
           <w:szCs w:val="32"/>
           <w:lang w:val="en-GB"/>
         </w:rPr>
-        <w:t xml:space="preserve">of </w:t>
-      </w:r>
+        <w:t>agenda</w:t>
+      </w:r>
+      <w:proofErr w:type="gramEnd"/>
       <w:r>
         <w:rPr>
           <w:rFonts w:ascii="Times New Roman" w:hAnsi="Times New Roman" w:cs="Times New Roman"/>
@@ -8396,6 +8594,44 @@
           <w:szCs w:val="32"/>
           <w:lang w:val="en-GB"/>
         </w:rPr>
+        <w:t xml:space="preserve"> and she used </w:t>
+      </w:r>
+      <w:proofErr w:type="gramStart"/>
+      <w:r>
+        <w:rPr>
+          <w:rFonts w:ascii="Times New Roman" w:hAnsi="Times New Roman" w:cs="Times New Roman"/>
+          <w:iCs/>
+          <w:szCs w:val="32"/>
+          <w:lang w:val="en-GB"/>
+        </w:rPr>
+        <w:t xml:space="preserve">all </w:t>
+      </w:r>
+      <w:r>
+        <w:rPr>
+          <w:rFonts w:ascii="Times New Roman" w:hAnsi="Times New Roman" w:cs="Times New Roman"/>
+          <w:iCs/>
+          <w:szCs w:val="32"/>
+          <w:lang w:val="en-GB"/>
+        </w:rPr>
+        <w:t>of</w:t>
+      </w:r>
+      <w:proofErr w:type="gramEnd"/>
+      <w:r>
+        <w:rPr>
+          <w:rFonts w:ascii="Times New Roman" w:hAnsi="Times New Roman" w:cs="Times New Roman"/>
+          <w:iCs/>
+          <w:szCs w:val="32"/>
+          <w:lang w:val="en-GB"/>
+        </w:rPr>
+        <w:t xml:space="preserve"> </w:t>
+      </w:r>
+      <w:r>
+        <w:rPr>
+          <w:rFonts w:ascii="Times New Roman" w:hAnsi="Times New Roman" w:cs="Times New Roman"/>
+          <w:iCs/>
+          <w:szCs w:val="32"/>
+          <w:lang w:val="en-GB"/>
+        </w:rPr>
         <w:t>her politica</w:t>
       </w:r>
       <w:r>
@@ -8739,6 +8975,7 @@
         </w:rPr>
         <w:t xml:space="preserve"> </w:t>
       </w:r>
+      <w:proofErr w:type="gramStart"/>
       <w:r>
         <w:rPr>
           <w:rFonts w:ascii="Times New Roman" w:hAnsi="Times New Roman" w:cs="Times New Roman"/>
@@ -8753,7 +8990,16 @@
           <w:szCs w:val="32"/>
           <w:lang w:val="en-GB"/>
         </w:rPr>
-        <w:t xml:space="preserve"> to control </w:t>
+        <w:t xml:space="preserve"> to</w:t>
+      </w:r>
+      <w:proofErr w:type="gramEnd"/>
+      <w:r>
+        <w:rPr>
+          <w:rFonts w:ascii="Times New Roman" w:hAnsi="Times New Roman" w:cs="Times New Roman"/>
+          <w:szCs w:val="32"/>
+          <w:lang w:val="en-GB"/>
+        </w:rPr>
+        <w:t xml:space="preserve"> control </w:t>
       </w:r>
       <w:r>
         <w:rPr>
@@ -9001,7 +9247,71 @@
           <w:szCs w:val="32"/>
           <w:lang w:val="en-GB"/>
         </w:rPr>
-        <w:t xml:space="preserve"> Convention was </w:t>
+        <w:t xml:space="preserve"> Convention was adopted in 2003 and </w:t>
+      </w:r>
+      <w:r>
+        <w:rPr>
+          <w:rFonts w:ascii="Times New Roman" w:hAnsi="Times New Roman" w:cs="Times New Roman"/>
+          <w:szCs w:val="32"/>
+          <w:lang w:val="en-GB"/>
+        </w:rPr>
+        <w:t xml:space="preserve">was </w:t>
+      </w:r>
+      <w:r>
+        <w:rPr>
+          <w:rFonts w:ascii="Times New Roman" w:hAnsi="Times New Roman" w:cs="Times New Roman"/>
+          <w:szCs w:val="32"/>
+          <w:lang w:val="en-GB"/>
+        </w:rPr>
+        <w:t>seen as</w:t>
+      </w:r>
+      <w:r>
+        <w:rPr>
+          <w:rFonts w:ascii="Times New Roman" w:hAnsi="Times New Roman" w:cs="Times New Roman"/>
+          <w:szCs w:val="32"/>
+          <w:lang w:val="en-GB"/>
+        </w:rPr>
+        <w:t xml:space="preserve"> a success for </w:t>
+      </w:r>
+      <w:r>
+        <w:rPr>
+          <w:rFonts w:ascii="Times New Roman" w:hAnsi="Times New Roman" w:cs="Times New Roman"/>
+          <w:szCs w:val="32"/>
+          <w:lang w:val="en-GB"/>
+        </w:rPr>
+        <w:t>Brundtland</w:t>
+      </w:r>
+      <w:r>
+        <w:rPr>
+          <w:rFonts w:ascii="Times New Roman" w:hAnsi="Times New Roman" w:cs="Times New Roman"/>
+          <w:szCs w:val="32"/>
+          <w:lang w:val="en-GB"/>
+        </w:rPr>
+        <w:t>. She</w:t>
+      </w:r>
+      <w:r>
+        <w:rPr>
+          <w:rFonts w:ascii="Times New Roman" w:hAnsi="Times New Roman" w:cs="Times New Roman"/>
+          <w:szCs w:val="32"/>
+          <w:lang w:val="en-GB"/>
+        </w:rPr>
+        <w:t xml:space="preserve"> was </w:t>
+      </w:r>
+      <w:r>
+        <w:rPr>
+          <w:rFonts w:ascii="Times New Roman" w:hAnsi="Times New Roman" w:cs="Times New Roman"/>
+          <w:szCs w:val="32"/>
+          <w:lang w:val="en-GB"/>
+        </w:rPr>
+        <w:t xml:space="preserve">nevertheless </w:t>
+      </w:r>
+      <w:r>
+        <w:rPr>
+          <w:rFonts w:ascii="Times New Roman" w:hAnsi="Times New Roman" w:cs="Times New Roman"/>
+          <w:szCs w:val="32"/>
+          <w:lang w:val="en-GB"/>
+        </w:rPr>
+        <w:t xml:space="preserve">criticized for </w:t>
       </w:r>
       <w:r>
         <w:rPr>
@@ -9010,71 +9320,7 @@
           <w:lang w:val="en-GB"/>
         </w:rPr>
         <w:lastRenderedPageBreak/>
-        <w:t xml:space="preserve">adopted in 2003 and </w:t>
-      </w:r>
-      <w:r>
-        <w:rPr>
-          <w:rFonts w:ascii="Times New Roman" w:hAnsi="Times New Roman" w:cs="Times New Roman"/>
-          <w:szCs w:val="32"/>
-          <w:lang w:val="en-GB"/>
-        </w:rPr>
-        <w:t xml:space="preserve">was </w:t>
-      </w:r>
-      <w:r>
-        <w:rPr>
-          <w:rFonts w:ascii="Times New Roman" w:hAnsi="Times New Roman" w:cs="Times New Roman"/>
-          <w:szCs w:val="32"/>
-          <w:lang w:val="en-GB"/>
-        </w:rPr>
-        <w:t>seen as</w:t>
-      </w:r>
-      <w:r>
-        <w:rPr>
-          <w:rFonts w:ascii="Times New Roman" w:hAnsi="Times New Roman" w:cs="Times New Roman"/>
-          <w:szCs w:val="32"/>
-          <w:lang w:val="en-GB"/>
-        </w:rPr>
-        <w:t xml:space="preserve"> a success for </w:t>
-      </w:r>
-      <w:r>
-        <w:rPr>
-          <w:rFonts w:ascii="Times New Roman" w:hAnsi="Times New Roman" w:cs="Times New Roman"/>
-          <w:szCs w:val="32"/>
-          <w:lang w:val="en-GB"/>
-        </w:rPr>
-        <w:t>Brundtland</w:t>
-      </w:r>
-      <w:r>
-        <w:rPr>
-          <w:rFonts w:ascii="Times New Roman" w:hAnsi="Times New Roman" w:cs="Times New Roman"/>
-          <w:szCs w:val="32"/>
-          <w:lang w:val="en-GB"/>
-        </w:rPr>
-        <w:t>. She</w:t>
-      </w:r>
-      <w:r>
-        <w:rPr>
-          <w:rFonts w:ascii="Times New Roman" w:hAnsi="Times New Roman" w:cs="Times New Roman"/>
-          <w:szCs w:val="32"/>
-          <w:lang w:val="en-GB"/>
-        </w:rPr>
-        <w:t xml:space="preserve"> was </w:t>
-      </w:r>
-      <w:r>
-        <w:rPr>
-          <w:rFonts w:ascii="Times New Roman" w:hAnsi="Times New Roman" w:cs="Times New Roman"/>
-          <w:szCs w:val="32"/>
-          <w:lang w:val="en-GB"/>
-        </w:rPr>
-        <w:t xml:space="preserve">nevertheless </w:t>
-      </w:r>
-      <w:r>
-        <w:rPr>
-          <w:rFonts w:ascii="Times New Roman" w:hAnsi="Times New Roman" w:cs="Times New Roman"/>
-          <w:szCs w:val="32"/>
-          <w:lang w:val="en-GB"/>
-        </w:rPr>
-        <w:t>criticized for the recruitment of</w:t>
+        <w:t>the recruitment of</w:t>
       </w:r>
       <w:r>
         <w:rPr>
@@ -9673,7 +9919,25 @@
           <w:szCs w:val="32"/>
           <w:lang w:val="en-GB"/>
         </w:rPr>
-        <w:t>aside (Yamey 2002: 1170-1773)</w:t>
+        <w:t>aside (</w:t>
+      </w:r>
+      <w:proofErr w:type="spellStart"/>
+      <w:r>
+        <w:rPr>
+          <w:rFonts w:ascii="Times New Roman" w:hAnsi="Times New Roman" w:cs="Times New Roman"/>
+          <w:szCs w:val="32"/>
+          <w:lang w:val="en-GB"/>
+        </w:rPr>
+        <w:t>Yamey</w:t>
+      </w:r>
+      <w:proofErr w:type="spellEnd"/>
+      <w:r>
+        <w:rPr>
+          <w:rFonts w:ascii="Times New Roman" w:hAnsi="Times New Roman" w:cs="Times New Roman"/>
+          <w:szCs w:val="32"/>
+          <w:lang w:val="en-GB"/>
+        </w:rPr>
+        <w:t xml:space="preserve"> 2002: 1170-1773)</w:t>
       </w:r>
       <w:r>
         <w:rPr>
@@ -9995,7 +10259,23 @@
           <w:rFonts w:ascii="Times New Roman" w:hAnsi="Times New Roman" w:cs="Times New Roman"/>
           <w:lang w:val="en-GB"/>
         </w:rPr>
-        <w:t xml:space="preserve">when she worked as a health consultant for Pepsico in 2007. This generated uproar and incomprehension, but she </w:t>
+        <w:t xml:space="preserve">when she worked as a health consultant for </w:t>
+      </w:r>
+      <w:proofErr w:type="spellStart"/>
+      <w:r>
+        <w:rPr>
+          <w:rFonts w:ascii="Times New Roman" w:hAnsi="Times New Roman" w:cs="Times New Roman"/>
+          <w:lang w:val="en-GB"/>
+        </w:rPr>
+        <w:t>Pepsico</w:t>
+      </w:r>
+      <w:proofErr w:type="spellEnd"/>
+      <w:r>
+        <w:rPr>
+          <w:rFonts w:ascii="Times New Roman" w:hAnsi="Times New Roman" w:cs="Times New Roman"/>
+          <w:lang w:val="en-GB"/>
+        </w:rPr>
+        <w:t xml:space="preserve"> in 2007. This generated uproar and incomprehension, but she </w:t>
       </w:r>
       <w:r>
         <w:rPr>
@@ -10131,12 +10411,21 @@
         </w:rPr>
         <w:t xml:space="preserve">southern </w:t>
       </w:r>
-      <w:r>
-        <w:rPr>
-          <w:rFonts w:ascii="Times New Roman" w:hAnsi="Times New Roman" w:cs="Times New Roman"/>
-          <w:lang w:val="en-GB"/>
-        </w:rPr>
-        <w:t xml:space="preserve">France and she had changed her primary residence to France, which she </w:t>
+      <w:proofErr w:type="gramStart"/>
+      <w:r>
+        <w:rPr>
+          <w:rFonts w:ascii="Times New Roman" w:hAnsi="Times New Roman" w:cs="Times New Roman"/>
+          <w:lang w:val="en-GB"/>
+        </w:rPr>
+        <w:t>France</w:t>
+      </w:r>
+      <w:proofErr w:type="gramEnd"/>
+      <w:r>
+        <w:rPr>
+          <w:rFonts w:ascii="Times New Roman" w:hAnsi="Times New Roman" w:cs="Times New Roman"/>
+          <w:lang w:val="en-GB"/>
+        </w:rPr>
+        <w:t xml:space="preserve"> and she had changed her primary residence to France, which she </w:t>
       </w:r>
       <w:r>
         <w:rPr>
@@ -10400,7 +10689,25 @@
           <w:szCs w:val="28"/>
           <w:lang w:val="en-GB" w:eastAsia="ja-JP"/>
         </w:rPr>
-        <w:t xml:space="preserve">Brundtland was an influential WHO Director-General. She took office in a time of crisis for the organization and she faced a mandate tied to high expectations for renewal of the WHO. She was able to draw upon her unusual background and political capital to help to revitalize the organization. She was a physician, as required by WHO status, but she was also a well-known and well-established politician, which differentiated her from earlier WHO Directors-General. Due to her long Norwegian political career and her international stature, she succeeded in promoting a political vision of health and in achieving one of her goals as head of the WHO: putting health on the global agenda. However, she was much less successful in her other task of reforming the organization, which weakens the overall view </w:t>
+        <w:t xml:space="preserve">Brundtland was an influential WHO Director-General. She took office in a time of crisis for the </w:t>
+      </w:r>
+      <w:proofErr w:type="gramStart"/>
+      <w:r>
+        <w:rPr>
+          <w:rFonts w:ascii="Times New Roman" w:hAnsi="Times New Roman" w:cs="Times New Roman"/>
+          <w:szCs w:val="28"/>
+          <w:lang w:val="en-GB" w:eastAsia="ja-JP"/>
+        </w:rPr>
+        <w:t>organization</w:t>
+      </w:r>
+      <w:proofErr w:type="gramEnd"/>
+      <w:r>
+        <w:rPr>
+          <w:rFonts w:ascii="Times New Roman" w:hAnsi="Times New Roman" w:cs="Times New Roman"/>
+          <w:szCs w:val="28"/>
+          <w:lang w:val="en-GB" w:eastAsia="ja-JP"/>
+        </w:rPr>
+        <w:t xml:space="preserve"> and she faced a mandate tied to high expectations for renewal of the WHO. She was able to draw upon her unusual background and political capital to help to revitalize the organization. She was a physician, as required by WHO status, but she was also a well-known and well-established politician, which differentiated her from earlier WHO Directors-General. Due to her long Norwegian political career and her international stature, she succeeded in promoting a political vision of health and in achieving one of her goals as head of the WHO: putting health on the global agenda. However, she was much less successful in her other task of reforming the organization, which weakens the overall view </w:t>
       </w:r>
       <w:r>
         <w:rPr>
@@ -10703,16 +11010,26 @@
           <w:i/>
           <w:lang w:val="en-GB"/>
         </w:rPr>
-        <w:t>Studia D</w:t>
-      </w:r>
+        <w:t xml:space="preserve">Studia </w:t>
+      </w:r>
+      <w:proofErr w:type="spellStart"/>
       <w:r>
         <w:rPr>
           <w:rFonts w:ascii="Times New Roman" w:hAnsi="Times New Roman" w:cs="Times New Roman"/>
           <w:i/>
           <w:lang w:val="en-GB"/>
         </w:rPr>
+        <w:t>D</w:t>
+      </w:r>
+      <w:r>
+        <w:rPr>
+          <w:rFonts w:ascii="Times New Roman" w:hAnsi="Times New Roman" w:cs="Times New Roman"/>
+          <w:i/>
+          <w:lang w:val="en-GB"/>
+        </w:rPr>
         <w:t>iplomatica</w:t>
       </w:r>
+      <w:proofErr w:type="spellEnd"/>
       <w:r>
         <w:rPr>
           <w:rFonts w:ascii="Times New Roman" w:hAnsi="Times New Roman" w:cs="Times New Roman"/>
@@ -11426,7 +11743,27 @@
           <w:i/>
           <w:lang w:val="en-GB"/>
         </w:rPr>
-        <w:t>Acta Psychiatrica Scandinavica</w:t>
+        <w:t xml:space="preserve">Acta </w:t>
+      </w:r>
+      <w:proofErr w:type="spellStart"/>
+      <w:r>
+        <w:rPr>
+          <w:rFonts w:ascii="Times New Roman" w:hAnsi="Times New Roman" w:cs="Times New Roman"/>
+          <w:bCs/>
+          <w:i/>
+          <w:lang w:val="en-GB"/>
+        </w:rPr>
+        <w:t>Psychiatrica</w:t>
+      </w:r>
+      <w:proofErr w:type="spellEnd"/>
+      <w:r>
+        <w:rPr>
+          <w:rFonts w:ascii="Times New Roman" w:hAnsi="Times New Roman" w:cs="Times New Roman"/>
+          <w:bCs/>
+          <w:i/>
+          <w:lang w:val="en-GB"/>
+        </w:rPr>
+        <w:t xml:space="preserve"> Scandinavica</w:t>
       </w:r>
       <w:r>
         <w:rPr>
@@ -11444,7 +11781,7 @@
         </w:rPr>
         <w:t xml:space="preserve">available at </w:t>
       </w:r>
-      <w:hyperlink r:id="rId8" w:history="1">
+      <w:hyperlink r:id="rId7" w:history="1">
         <w:r>
           <w:rPr>
             <w:rStyle w:val="Hyperlink"/>
@@ -11619,6 +11956,7 @@
         </w:rPr>
         <w:t xml:space="preserve">A.O. Brundtland, </w:t>
       </w:r>
+      <w:proofErr w:type="spellStart"/>
       <w:r>
         <w:rPr>
           <w:rFonts w:ascii="Times New Roman" w:hAnsi="Times New Roman" w:cs="Times New Roman"/>
@@ -11627,149 +11965,212 @@
           <w:szCs w:val="32"/>
           <w:lang w:val="en-GB"/>
         </w:rPr>
-        <w:t>Fortsatt gift med Gro</w:t>
-      </w:r>
-      <w:r>
-        <w:rPr>
-          <w:rFonts w:ascii="Times New Roman" w:hAnsi="Times New Roman" w:cs="Times New Roman"/>
-          <w:szCs w:val="32"/>
-          <w:lang w:val="en-GB"/>
-        </w:rPr>
-        <w:t xml:space="preserve">, </w:t>
-      </w:r>
-      <w:r>
-        <w:rPr>
-          <w:rFonts w:ascii="Times New Roman" w:hAnsi="Times New Roman" w:cs="Times New Roman"/>
-          <w:szCs w:val="32"/>
-          <w:lang w:val="en-GB"/>
-        </w:rPr>
-        <w:t>Oslo</w:t>
-      </w:r>
-      <w:r>
-        <w:rPr>
-          <w:rFonts w:ascii="Times New Roman" w:hAnsi="Times New Roman" w:cs="Times New Roman"/>
-          <w:szCs w:val="32"/>
-          <w:lang w:val="en-GB"/>
-        </w:rPr>
-        <w:t xml:space="preserve"> 2003 (Still Married to Gro);</w:t>
-      </w:r>
-      <w:r>
-        <w:rPr>
-          <w:rFonts w:ascii="Times New Roman" w:hAnsi="Times New Roman" w:cs="Times New Roman"/>
-          <w:lang w:val="en-GB"/>
-        </w:rPr>
-        <w:t xml:space="preserve"> </w:t>
-      </w:r>
-      <w:r>
-        <w:rPr>
-          <w:rFonts w:ascii="Times New Roman" w:hAnsi="Times New Roman" w:cs="Times New Roman"/>
-          <w:lang w:val="en-GB"/>
-        </w:rPr>
-        <w:t>A. Ribberink, ‘</w:t>
-      </w:r>
-      <w:r>
-        <w:rPr>
-          <w:rFonts w:ascii="Times New Roman" w:hAnsi="Times New Roman" w:cs="Times New Roman"/>
-          <w:bCs/>
-          <w:lang w:val="en-GB"/>
-        </w:rPr>
-        <w:t>Gro Harlem Brun</w:t>
-      </w:r>
-      <w:r>
-        <w:rPr>
-          <w:rFonts w:ascii="Times New Roman" w:hAnsi="Times New Roman" w:cs="Times New Roman"/>
-          <w:bCs/>
-          <w:lang w:val="en-GB"/>
-        </w:rPr>
-        <w:t>dtland: A True Social Democrat’</w:t>
-      </w:r>
-      <w:r>
-        <w:rPr>
-          <w:rFonts w:ascii="Times New Roman" w:hAnsi="Times New Roman" w:cs="Times New Roman"/>
-          <w:bCs/>
-          <w:lang w:val="en-GB"/>
-        </w:rPr>
-        <w:t xml:space="preserve"> in </w:t>
-      </w:r>
-      <w:r>
-        <w:rPr>
-          <w:rFonts w:ascii="Times New Roman" w:hAnsi="Times New Roman" w:cs="Times New Roman"/>
-          <w:bCs/>
-          <w:i/>
-          <w:lang w:val="en-GB"/>
-        </w:rPr>
-        <w:t>Social Europe: The Journal of the European Left</w:t>
-      </w:r>
-      <w:r>
-        <w:rPr>
-          <w:rFonts w:ascii="Times New Roman" w:hAnsi="Times New Roman" w:cs="Times New Roman"/>
-          <w:bCs/>
-          <w:lang w:val="en-GB"/>
-        </w:rPr>
-        <w:t>, 2/2</w:t>
-      </w:r>
-      <w:r>
-        <w:rPr>
-          <w:rFonts w:ascii="Times New Roman" w:hAnsi="Times New Roman" w:cs="Times New Roman"/>
-          <w:bCs/>
-          <w:lang w:val="en-GB"/>
-        </w:rPr>
-        <w:t xml:space="preserve">, October 2006, 72-78; </w:t>
-      </w:r>
-      <w:r>
-        <w:rPr>
-          <w:rFonts w:ascii="Times New Roman" w:hAnsi="Times New Roman" w:cs="Times New Roman"/>
-          <w:bCs/>
-          <w:lang w:val="en-GB"/>
-        </w:rPr>
-        <w:t xml:space="preserve">K. Lee, </w:t>
-      </w:r>
-      <w:r>
-        <w:rPr>
-          <w:rFonts w:ascii="Times New Roman" w:hAnsi="Times New Roman" w:cs="Times New Roman"/>
-          <w:bCs/>
-          <w:i/>
-          <w:lang w:val="en-GB"/>
-        </w:rPr>
-        <w:t>The World Health Organization (WHO)</w:t>
-      </w:r>
-      <w:r>
-        <w:rPr>
-          <w:rFonts w:ascii="Times New Roman" w:hAnsi="Times New Roman" w:cs="Times New Roman"/>
-          <w:bCs/>
-          <w:lang w:val="en-GB"/>
-        </w:rPr>
-        <w:t xml:space="preserve">, London and New York 2009; </w:t>
-      </w:r>
-      <w:r>
-        <w:rPr>
-          <w:rFonts w:ascii="Times New Roman" w:hAnsi="Times New Roman" w:cs="Times New Roman"/>
-          <w:lang w:val="en-GB"/>
-        </w:rPr>
-        <w:t xml:space="preserve">A. Ribberink, ‘Brundtland, </w:t>
-      </w:r>
-      <w:r>
-        <w:rPr>
-          <w:rFonts w:ascii="Times New Roman" w:hAnsi="Times New Roman" w:cs="Times New Roman"/>
-          <w:lang w:val="en-GB"/>
-        </w:rPr>
-        <w:t xml:space="preserve">Gro Harlem’ in </w:t>
-      </w:r>
+        <w:t>Fortsatt</w:t>
+      </w:r>
+      <w:proofErr w:type="spellEnd"/>
       <w:r>
         <w:rPr>
           <w:rFonts w:ascii="Times New Roman" w:hAnsi="Times New Roman" w:cs="Times New Roman"/>
           <w:i/>
           <w:iCs/>
-          <w:lang w:val="en-GB"/>
-        </w:rPr>
-        <w:t>International Encyclopedia of Revolution and Protest</w:t>
-      </w:r>
-      <w:r>
-        <w:rPr>
-          <w:rFonts w:ascii="Times New Roman" w:hAnsi="Times New Roman" w:cs="Times New Roman"/>
+          <w:szCs w:val="32"/>
+          <w:lang w:val="en-GB"/>
+        </w:rPr>
+        <w:t xml:space="preserve"> gift med Gro</w:t>
+      </w:r>
+      <w:r>
+        <w:rPr>
+          <w:rFonts w:ascii="Times New Roman" w:hAnsi="Times New Roman" w:cs="Times New Roman"/>
+          <w:szCs w:val="32"/>
+          <w:lang w:val="en-GB"/>
+        </w:rPr>
+        <w:t xml:space="preserve">, </w:t>
+      </w:r>
+      <w:r>
+        <w:rPr>
+          <w:rFonts w:ascii="Times New Roman" w:hAnsi="Times New Roman" w:cs="Times New Roman"/>
+          <w:szCs w:val="32"/>
+          <w:lang w:val="en-GB"/>
+        </w:rPr>
+        <w:t>Oslo</w:t>
+      </w:r>
+      <w:r>
+        <w:rPr>
+          <w:rFonts w:ascii="Times New Roman" w:hAnsi="Times New Roman" w:cs="Times New Roman"/>
+          <w:szCs w:val="32"/>
+          <w:lang w:val="en-GB"/>
+        </w:rPr>
+        <w:t xml:space="preserve"> 2003 (Still Married to Gro);</w:t>
+      </w:r>
+      <w:r>
+        <w:rPr>
+          <w:rFonts w:ascii="Times New Roman" w:hAnsi="Times New Roman" w:cs="Times New Roman"/>
+          <w:lang w:val="en-GB"/>
+        </w:rPr>
+        <w:t xml:space="preserve"> </w:t>
+      </w:r>
+      <w:r>
+        <w:rPr>
+          <w:rFonts w:ascii="Times New Roman" w:hAnsi="Times New Roman" w:cs="Times New Roman"/>
+          <w:lang w:val="en-GB"/>
+        </w:rPr>
+        <w:t xml:space="preserve">A. </w:t>
+      </w:r>
+      <w:proofErr w:type="spellStart"/>
+      <w:r>
+        <w:rPr>
+          <w:rFonts w:ascii="Times New Roman" w:hAnsi="Times New Roman" w:cs="Times New Roman"/>
+          <w:lang w:val="en-GB"/>
+        </w:rPr>
+        <w:t>Ribberink</w:t>
+      </w:r>
+      <w:proofErr w:type="spellEnd"/>
+      <w:r>
+        <w:rPr>
+          <w:rFonts w:ascii="Times New Roman" w:hAnsi="Times New Roman" w:cs="Times New Roman"/>
+          <w:lang w:val="en-GB"/>
+        </w:rPr>
+        <w:t>, ‘</w:t>
+      </w:r>
+      <w:r>
+        <w:rPr>
+          <w:rFonts w:ascii="Times New Roman" w:hAnsi="Times New Roman" w:cs="Times New Roman"/>
+          <w:bCs/>
+          <w:lang w:val="en-GB"/>
+        </w:rPr>
+        <w:t>Gro Harlem Brun</w:t>
+      </w:r>
+      <w:r>
+        <w:rPr>
+          <w:rFonts w:ascii="Times New Roman" w:hAnsi="Times New Roman" w:cs="Times New Roman"/>
+          <w:bCs/>
+          <w:lang w:val="en-GB"/>
+        </w:rPr>
+        <w:t>dtland: A True Social Democrat’</w:t>
+      </w:r>
+      <w:r>
+        <w:rPr>
+          <w:rFonts w:ascii="Times New Roman" w:hAnsi="Times New Roman" w:cs="Times New Roman"/>
+          <w:bCs/>
+          <w:lang w:val="en-GB"/>
+        </w:rPr>
+        <w:t xml:space="preserve"> in </w:t>
+      </w:r>
+      <w:r>
+        <w:rPr>
+          <w:rFonts w:ascii="Times New Roman" w:hAnsi="Times New Roman" w:cs="Times New Roman"/>
+          <w:bCs/>
+          <w:i/>
+          <w:lang w:val="en-GB"/>
+        </w:rPr>
+        <w:t>Social Europe: The Journal of the European Left</w:t>
+      </w:r>
+      <w:r>
+        <w:rPr>
+          <w:rFonts w:ascii="Times New Roman" w:hAnsi="Times New Roman" w:cs="Times New Roman"/>
+          <w:bCs/>
+          <w:lang w:val="en-GB"/>
+        </w:rPr>
+        <w:t>, 2/2</w:t>
+      </w:r>
+      <w:r>
+        <w:rPr>
+          <w:rFonts w:ascii="Times New Roman" w:hAnsi="Times New Roman" w:cs="Times New Roman"/>
+          <w:bCs/>
+          <w:lang w:val="en-GB"/>
+        </w:rPr>
+        <w:t xml:space="preserve">, October 2006, 72-78; </w:t>
+      </w:r>
+      <w:r>
+        <w:rPr>
+          <w:rFonts w:ascii="Times New Roman" w:hAnsi="Times New Roman" w:cs="Times New Roman"/>
+          <w:bCs/>
+          <w:lang w:val="en-GB"/>
+        </w:rPr>
+        <w:t xml:space="preserve">K. Lee, </w:t>
+      </w:r>
+      <w:r>
+        <w:rPr>
+          <w:rFonts w:ascii="Times New Roman" w:hAnsi="Times New Roman" w:cs="Times New Roman"/>
+          <w:bCs/>
+          <w:i/>
+          <w:lang w:val="en-GB"/>
+        </w:rPr>
+        <w:t>The World Health Organization (WHO)</w:t>
+      </w:r>
+      <w:r>
+        <w:rPr>
+          <w:rFonts w:ascii="Times New Roman" w:hAnsi="Times New Roman" w:cs="Times New Roman"/>
+          <w:bCs/>
+          <w:lang w:val="en-GB"/>
+        </w:rPr>
+        <w:t xml:space="preserve">, London and New York 2009; </w:t>
+      </w:r>
+      <w:r>
+        <w:rPr>
+          <w:rFonts w:ascii="Times New Roman" w:hAnsi="Times New Roman" w:cs="Times New Roman"/>
+          <w:lang w:val="en-GB"/>
+        </w:rPr>
+        <w:t xml:space="preserve">A. </w:t>
+      </w:r>
+      <w:proofErr w:type="spellStart"/>
+      <w:r>
+        <w:rPr>
+          <w:rFonts w:ascii="Times New Roman" w:hAnsi="Times New Roman" w:cs="Times New Roman"/>
+          <w:lang w:val="en-GB"/>
+        </w:rPr>
+        <w:t>Ribberink</w:t>
+      </w:r>
+      <w:proofErr w:type="spellEnd"/>
+      <w:r>
+        <w:rPr>
+          <w:rFonts w:ascii="Times New Roman" w:hAnsi="Times New Roman" w:cs="Times New Roman"/>
+          <w:lang w:val="en-GB"/>
+        </w:rPr>
+        <w:t xml:space="preserve">, ‘Brundtland, </w:t>
+      </w:r>
+      <w:r>
+        <w:rPr>
+          <w:rFonts w:ascii="Times New Roman" w:hAnsi="Times New Roman" w:cs="Times New Roman"/>
+          <w:lang w:val="en-GB"/>
+        </w:rPr>
+        <w:t xml:space="preserve">Gro Harlem’ in </w:t>
+      </w:r>
+      <w:r>
+        <w:rPr>
+          <w:rFonts w:ascii="Times New Roman" w:hAnsi="Times New Roman" w:cs="Times New Roman"/>
+          <w:i/>
           <w:iCs/>
           <w:lang w:val="en-GB"/>
         </w:rPr>
+        <w:t xml:space="preserve">International </w:t>
+      </w:r>
+      <w:proofErr w:type="spellStart"/>
+      <w:r>
+        <w:rPr>
+          <w:rFonts w:ascii="Times New Roman" w:hAnsi="Times New Roman" w:cs="Times New Roman"/>
+          <w:i/>
+          <w:iCs/>
+          <w:lang w:val="en-GB"/>
+        </w:rPr>
+        <w:t>Encyclopedia</w:t>
+      </w:r>
+      <w:proofErr w:type="spellEnd"/>
+      <w:r>
+        <w:rPr>
+          <w:rFonts w:ascii="Times New Roman" w:hAnsi="Times New Roman" w:cs="Times New Roman"/>
+          <w:i/>
+          <w:iCs/>
+          <w:lang w:val="en-GB"/>
+        </w:rPr>
+        <w:t xml:space="preserve"> of Revolution and Protest</w:t>
+      </w:r>
+      <w:r>
+        <w:rPr>
+          <w:rFonts w:ascii="Times New Roman" w:hAnsi="Times New Roman" w:cs="Times New Roman"/>
+          <w:iCs/>
+          <w:lang w:val="en-GB"/>
+        </w:rPr>
         <w:t>, New York 2009</w:t>
       </w:r>
       <w:r>
@@ -11842,6 +12243,7 @@
         </w:rPr>
         <w:t xml:space="preserve">A. Guilbaud, </w:t>
       </w:r>
+      <w:proofErr w:type="spellStart"/>
       <w:r>
         <w:rPr>
           <w:rFonts w:ascii="Times New Roman" w:hAnsi="Times New Roman" w:cs="Times New Roman"/>
@@ -11849,7 +12251,77 @@
           <w:i/>
           <w:lang w:val="en-GB"/>
         </w:rPr>
-        <w:t>L’insertion progressive des entreprises dans la gouvernance mondiale de la santé</w:t>
+        <w:t>L’insertion</w:t>
+      </w:r>
+      <w:proofErr w:type="spellEnd"/>
+      <w:r>
+        <w:rPr>
+          <w:rFonts w:ascii="Times New Roman" w:hAnsi="Times New Roman" w:cs="Times New Roman"/>
+          <w:bCs/>
+          <w:i/>
+          <w:lang w:val="en-GB"/>
+        </w:rPr>
+        <w:t xml:space="preserve"> progressive des </w:t>
+      </w:r>
+      <w:proofErr w:type="spellStart"/>
+      <w:r>
+        <w:rPr>
+          <w:rFonts w:ascii="Times New Roman" w:hAnsi="Times New Roman" w:cs="Times New Roman"/>
+          <w:bCs/>
+          <w:i/>
+          <w:lang w:val="en-GB"/>
+        </w:rPr>
+        <w:t>entreprises</w:t>
+      </w:r>
+      <w:proofErr w:type="spellEnd"/>
+      <w:r>
+        <w:rPr>
+          <w:rFonts w:ascii="Times New Roman" w:hAnsi="Times New Roman" w:cs="Times New Roman"/>
+          <w:bCs/>
+          <w:i/>
+          <w:lang w:val="en-GB"/>
+        </w:rPr>
+        <w:t xml:space="preserve"> dans la </w:t>
+      </w:r>
+      <w:proofErr w:type="spellStart"/>
+      <w:r>
+        <w:rPr>
+          <w:rFonts w:ascii="Times New Roman" w:hAnsi="Times New Roman" w:cs="Times New Roman"/>
+          <w:bCs/>
+          <w:i/>
+          <w:lang w:val="en-GB"/>
+        </w:rPr>
+        <w:t>gouvernance</w:t>
+      </w:r>
+      <w:proofErr w:type="spellEnd"/>
+      <w:r>
+        <w:rPr>
+          <w:rFonts w:ascii="Times New Roman" w:hAnsi="Times New Roman" w:cs="Times New Roman"/>
+          <w:bCs/>
+          <w:i/>
+          <w:lang w:val="en-GB"/>
+        </w:rPr>
+        <w:t xml:space="preserve"> </w:t>
+      </w:r>
+      <w:proofErr w:type="spellStart"/>
+      <w:r>
+        <w:rPr>
+          <w:rFonts w:ascii="Times New Roman" w:hAnsi="Times New Roman" w:cs="Times New Roman"/>
+          <w:bCs/>
+          <w:i/>
+          <w:lang w:val="en-GB"/>
+        </w:rPr>
+        <w:t>mondiale</w:t>
+      </w:r>
+      <w:proofErr w:type="spellEnd"/>
+      <w:r>
+        <w:rPr>
+          <w:rFonts w:ascii="Times New Roman" w:hAnsi="Times New Roman" w:cs="Times New Roman"/>
+          <w:bCs/>
+          <w:i/>
+          <w:lang w:val="en-GB"/>
+        </w:rPr>
+        <w:t xml:space="preserve"> de la santé</w:t>
       </w:r>
       <w:r>
         <w:rPr>
@@ -11889,7 +12361,25 @@
           <w:bCs/>
           <w:lang w:val="en-GB"/>
         </w:rPr>
-        <w:t>; A. Ribberink, ‘Margaret Thatcher and Gro</w:t>
+        <w:t xml:space="preserve">; A. </w:t>
+      </w:r>
+      <w:proofErr w:type="spellStart"/>
+      <w:r>
+        <w:rPr>
+          <w:rFonts w:ascii="Times New Roman" w:hAnsi="Times New Roman" w:cs="Times New Roman"/>
+          <w:bCs/>
+          <w:lang w:val="en-GB"/>
+        </w:rPr>
+        <w:t>Ribberink</w:t>
+      </w:r>
+      <w:proofErr w:type="spellEnd"/>
+      <w:r>
+        <w:rPr>
+          <w:rFonts w:ascii="Times New Roman" w:hAnsi="Times New Roman" w:cs="Times New Roman"/>
+          <w:bCs/>
+          <w:lang w:val="en-GB"/>
+        </w:rPr>
+        <w:t>, ‘Margaret Thatcher and Gro</w:t>
       </w:r>
       <w:r>
         <w:rPr>
@@ -11946,7 +12436,25 @@
           <w:bCs/>
           <w:lang w:val="en-GB"/>
         </w:rPr>
-        <w:t xml:space="preserve">S.L. Henderson, ‘Gro Harlem Brundtland of Norway’ in M.A. Genovese and J.S. Steckenrider (Eds), </w:t>
+        <w:t xml:space="preserve">S.L. Henderson, ‘Gro Harlem Brundtland of Norway’ in M.A. Genovese and J.S. </w:t>
+      </w:r>
+      <w:proofErr w:type="spellStart"/>
+      <w:r>
+        <w:rPr>
+          <w:rFonts w:ascii="Times New Roman" w:hAnsi="Times New Roman" w:cs="Times New Roman"/>
+          <w:bCs/>
+          <w:lang w:val="en-GB"/>
+        </w:rPr>
+        <w:t>Steckenrider</w:t>
+      </w:r>
+      <w:proofErr w:type="spellEnd"/>
+      <w:r>
+        <w:rPr>
+          <w:rFonts w:ascii="Times New Roman" w:hAnsi="Times New Roman" w:cs="Times New Roman"/>
+          <w:bCs/>
+          <w:lang w:val="en-GB"/>
+        </w:rPr>
+        <w:t xml:space="preserve"> (Eds), </w:t>
       </w:r>
       <w:r>
         <w:rPr>
@@ -12003,7 +12511,25 @@
           <w:bCs/>
           <w:lang w:val="en-GB"/>
         </w:rPr>
-        <w:t xml:space="preserve"> Y. von Schirnding, ‘Public </w:t>
+        <w:t xml:space="preserve"> Y. von </w:t>
+      </w:r>
+      <w:proofErr w:type="spellStart"/>
+      <w:r>
+        <w:rPr>
+          <w:rFonts w:ascii="Times New Roman" w:hAnsi="Times New Roman" w:cs="Times New Roman"/>
+          <w:bCs/>
+          <w:lang w:val="en-GB"/>
+        </w:rPr>
+        <w:t>Schirnding</w:t>
+      </w:r>
+      <w:proofErr w:type="spellEnd"/>
+      <w:r>
+        <w:rPr>
+          <w:rFonts w:ascii="Times New Roman" w:hAnsi="Times New Roman" w:cs="Times New Roman"/>
+          <w:bCs/>
+          <w:lang w:val="en-GB"/>
+        </w:rPr>
+        <w:t xml:space="preserve">, ‘Public </w:t>
       </w:r>
       <w:r>
         <w:rPr>
@@ -12208,7 +12734,7 @@
         </w:rPr>
         <w:t xml:space="preserve">, Edited by Bob Reinalda, Kent J. Kille and Jaci L. Eisenberg, </w:t>
       </w:r>
-      <w:hyperlink r:id="rId9" w:history="1">
+      <w:hyperlink r:id="rId8" w:history="1">
         <w:r>
           <w:rPr>
             <w:rStyle w:val="Hyperlink"/>
@@ -12238,9 +12764,9 @@
       </w:pPr>
     </w:p>
     <w:sectPr>
-      <w:headerReference w:type="even" r:id="rId10"/>
-      <w:headerReference w:type="default" r:id="rId11"/>
-      <w:footerReference w:type="default" r:id="rId12"/>
+      <w:headerReference w:type="even" r:id="rId9"/>
+      <w:headerReference w:type="default" r:id="rId10"/>
+      <w:footerReference w:type="default" r:id="rId11"/>
       <w:pgSz w:w="11900" w:h="16840"/>
       <w:pgMar w:top="1418" w:right="1418" w:bottom="1418" w:left="1418" w:header="709" w:footer="709" w:gutter="0"/>
       <w:cols w:space="720"/>
@@ -12250,7 +12776,7 @@
 </file>
 
 <file path=word/endnotes.xml><?xml version="1.0" encoding="utf-8"?>
-<w:endnotes xmlns:wpc="http://schemas.microsoft.com/office/word/2010/wordprocessingCanvas" xmlns:cx="http://schemas.microsoft.com/office/drawing/2014/chartex" xmlns:cx1="http://schemas.microsoft.com/office/drawing/2015/9/8/chartex" xmlns:cx2="http://schemas.microsoft.com/office/drawing/2015/10/21/chartex" xmlns:cx3="http://schemas.microsoft.com/office/drawing/2016/5/9/chartex" xmlns:cx4="http://schemas.microsoft.com/office/drawing/2016/5/10/chartex" xmlns:cx5="http://schemas.microsoft.com/office/drawing/2016/5/11/chartex" xmlns:cx6="http://schemas.microsoft.com/office/drawing/2016/5/12/chartex" xmlns:cx7="http://schemas.microsoft.com/office/drawing/2016/5/13/chartex" xmlns:cx8="http://schemas.microsoft.com/office/drawing/2016/5/14/chartex" xmlns:mc="http://schemas.openxmlformats.org/markup-compatibility/2006" xmlns:aink="http://schemas.microsoft.com/office/drawing/2016/ink" xmlns:am3d="http://schemas.microsoft.com/office/drawing/2017/model3d" xmlns:o="urn:schemas-microsoft-com:office:office" xmlns:oel="http://schemas.microsoft.com/office/2019/extlst" xmlns:r="http://schemas.openxmlformats.org/officeDocument/2006/relationships" xmlns:m="http://schemas.openxmlformats.org/officeDocument/2006/math" xmlns:v="urn:schemas-microsoft-com:vml" xmlns:wp14="http://schemas.microsoft.com/office/word/2010/wordprocessingDrawing" xmlns:wp="http://schemas.openxmlformats.org/drawingml/2006/wordprocessingDrawing" xmlns:w10="urn:schemas-microsoft-com:office:word" xmlns:w="http://schemas.openxmlformats.org/wordprocessingml/2006/main" xmlns:w14="http://schemas.microsoft.com/office/word/2010/wordml" xmlns:w15="http://schemas.microsoft.com/office/word/2012/wordml" xmlns:w16cex="http://schemas.microsoft.com/office/word/2018/wordml/cex" xmlns:w16cid="http://schemas.microsoft.com/office/word/2016/wordml/cid" xmlns:w16="http://schemas.microsoft.com/office/word/2018/wordml" xmlns:w16du="http://schemas.microsoft.com/office/word/2023/wordml/word16du" xmlns:w16sdtdh="http://schemas.microsoft.com/office/word/2020/wordml/sdtdatahash" xmlns:w16sdtfl="http://schemas.microsoft.com/office/word/2024/wordml/sdtformatlock" xmlns:w16se="http://schemas.microsoft.com/office/word/2015/wordml/symex" xmlns:wpg="http://schemas.microsoft.com/office/word/2010/wordprocessingGroup" xmlns:wpi="http://schemas.microsoft.com/office/word/2010/wordprocessingInk" xmlns:wne="http://schemas.microsoft.com/office/word/2006/wordml" xmlns:wps="http://schemas.microsoft.com/office/word/2010/wordprocessingShape" mc:Ignorable="w14 w15 w16se w16cid w16 w16cex w16sdtdh w16sdtfl w16du wp14">
+<w:endnotes xmlns:wpc="http://schemas.microsoft.com/office/word/2010/wordprocessingCanvas" xmlns:cx="http://schemas.microsoft.com/office/drawing/2014/chartex" xmlns:cx1="http://schemas.microsoft.com/office/drawing/2015/9/8/chartex" xmlns:cx2="http://schemas.microsoft.com/office/drawing/2015/10/21/chartex" xmlns:cx3="http://schemas.microsoft.com/office/drawing/2016/5/9/chartex" xmlns:cx4="http://schemas.microsoft.com/office/drawing/2016/5/10/chartex" xmlns:cx5="http://schemas.microsoft.com/office/drawing/2016/5/11/chartex" xmlns:cx6="http://schemas.microsoft.com/office/drawing/2016/5/12/chartex" xmlns:cx7="http://schemas.microsoft.com/office/drawing/2016/5/13/chartex" xmlns:cx8="http://schemas.microsoft.com/office/drawing/2016/5/14/chartex" xmlns:mc="http://schemas.openxmlformats.org/markup-compatibility/2006" xmlns:m="http://schemas.openxmlformats.org/officeDocument/2006/math" xmlns:aink="http://schemas.microsoft.com/office/drawing/2016/ink" xmlns:am3d="http://schemas.microsoft.com/office/drawing/2017/model3d" xmlns:oel="http://schemas.microsoft.com/office/2019/extlst" xmlns:r="http://schemas.openxmlformats.org/officeDocument/2006/relationships" xmlns:wp14="http://schemas.microsoft.com/office/word/2010/wordprocessingDrawing" xmlns:wp="http://schemas.openxmlformats.org/drawingml/2006/wordprocessingDrawing" xmlns:wpg="http://schemas.microsoft.com/office/word/2010/wordprocessingGroup" xmlns:wpi="http://schemas.microsoft.com/office/word/2010/wordprocessingInk" xmlns:wps="http://schemas.microsoft.com/office/word/2010/wordprocessingShape" xmlns:o="urn:schemas-microsoft-com:office:office" xmlns:v="urn:schemas-microsoft-com:vml" xmlns:w10="urn:schemas-microsoft-com:office:word" xmlns:w="http://schemas.openxmlformats.org/wordprocessingml/2006/main" xmlns:w14="http://schemas.microsoft.com/office/word/2010/wordml" xmlns:w15="http://schemas.microsoft.com/office/word/2012/wordml" xmlns:w16cei="http://schemas.microsoft.com/office/word/2026/wordml/cei" xmlns:w16cex="http://schemas.microsoft.com/office/word/2018/wordml/cex" xmlns:w16cid="http://schemas.microsoft.com/office/word/2016/wordml/cid" xmlns:w16="http://schemas.microsoft.com/office/word/2018/wordml" xmlns:w16sdtdh="http://schemas.microsoft.com/office/word/2020/wordml/sdtdatahash" xmlns:w16sdtfl="http://schemas.microsoft.com/office/word/2024/wordml/sdtformatlock" xmlns:w16se="http://schemas.microsoft.com/office/word/2015/wordml/symex" xmlns:w16du="http://schemas.microsoft.com/office/word/2023/wordml/word16du" xmlns:wne="http://schemas.microsoft.com/office/word/2006/wordml" mc:Ignorable="w14 w15 w16se w16cid w16 w16cex w16sdtdh w16sdtfl w16du wp14">
   <w:endnote w:type="separator" w:id="-1">
     <w:p>
       <w:pPr>
@@ -12275,7 +12801,7 @@
 </file>
 
 <file path=word/footer1.xml><?xml version="1.0" encoding="utf-8"?>
-<w:ftr xmlns:wpc="http://schemas.microsoft.com/office/word/2010/wordprocessingCanvas" xmlns:cx="http://schemas.microsoft.com/office/drawing/2014/chartex" xmlns:cx1="http://schemas.microsoft.com/office/drawing/2015/9/8/chartex" xmlns:cx2="http://schemas.microsoft.com/office/drawing/2015/10/21/chartex" xmlns:cx3="http://schemas.microsoft.com/office/drawing/2016/5/9/chartex" xmlns:cx4="http://schemas.microsoft.com/office/drawing/2016/5/10/chartex" xmlns:cx5="http://schemas.microsoft.com/office/drawing/2016/5/11/chartex" xmlns:cx6="http://schemas.microsoft.com/office/drawing/2016/5/12/chartex" xmlns:cx7="http://schemas.microsoft.com/office/drawing/2016/5/13/chartex" xmlns:cx8="http://schemas.microsoft.com/office/drawing/2016/5/14/chartex" xmlns:mc="http://schemas.openxmlformats.org/markup-compatibility/2006" xmlns:aink="http://schemas.microsoft.com/office/drawing/2016/ink" xmlns:am3d="http://schemas.microsoft.com/office/drawing/2017/model3d" xmlns:o="urn:schemas-microsoft-com:office:office" xmlns:oel="http://schemas.microsoft.com/office/2019/extlst" xmlns:r="http://schemas.openxmlformats.org/officeDocument/2006/relationships" xmlns:m="http://schemas.openxmlformats.org/officeDocument/2006/math" xmlns:v="urn:schemas-microsoft-com:vml" xmlns:wp14="http://schemas.microsoft.com/office/word/2010/wordprocessingDrawing" xmlns:wp="http://schemas.openxmlformats.org/drawingml/2006/wordprocessingDrawing" xmlns:w10="urn:schemas-microsoft-com:office:word" xmlns:w="http://schemas.openxmlformats.org/wordprocessingml/2006/main" xmlns:w14="http://schemas.microsoft.com/office/word/2010/wordml" xmlns:w15="http://schemas.microsoft.com/office/word/2012/wordml" xmlns:w16cex="http://schemas.microsoft.com/office/word/2018/wordml/cex" xmlns:w16cid="http://schemas.microsoft.com/office/word/2016/wordml/cid" xmlns:w16="http://schemas.microsoft.com/office/word/2018/wordml" xmlns:w16du="http://schemas.microsoft.com/office/word/2023/wordml/word16du" xmlns:w16sdtdh="http://schemas.microsoft.com/office/word/2020/wordml/sdtdatahash" xmlns:w16sdtfl="http://schemas.microsoft.com/office/word/2024/wordml/sdtformatlock" xmlns:w16se="http://schemas.microsoft.com/office/word/2015/wordml/symex" xmlns:wpg="http://schemas.microsoft.com/office/word/2010/wordprocessingGroup" xmlns:wpi="http://schemas.microsoft.com/office/word/2010/wordprocessingInk" xmlns:wne="http://schemas.microsoft.com/office/word/2006/wordml" xmlns:wps="http://schemas.microsoft.com/office/word/2010/wordprocessingShape" mc:Ignorable="w14 w15 w16se w16cid w16 w16cex w16sdtdh w16sdtfl w16du wp14">
+<w:ftr xmlns:wpc="http://schemas.microsoft.com/office/word/2010/wordprocessingCanvas" xmlns:cx="http://schemas.microsoft.com/office/drawing/2014/chartex" xmlns:cx1="http://schemas.microsoft.com/office/drawing/2015/9/8/chartex" xmlns:cx2="http://schemas.microsoft.com/office/drawing/2015/10/21/chartex" xmlns:cx3="http://schemas.microsoft.com/office/drawing/2016/5/9/chartex" xmlns:cx4="http://schemas.microsoft.com/office/drawing/2016/5/10/chartex" xmlns:cx5="http://schemas.microsoft.com/office/drawing/2016/5/11/chartex" xmlns:cx6="http://schemas.microsoft.com/office/drawing/2016/5/12/chartex" xmlns:cx7="http://schemas.microsoft.com/office/drawing/2016/5/13/chartex" xmlns:cx8="http://schemas.microsoft.com/office/drawing/2016/5/14/chartex" xmlns:mc="http://schemas.openxmlformats.org/markup-compatibility/2006" xmlns:m="http://schemas.openxmlformats.org/officeDocument/2006/math" xmlns:aink="http://schemas.microsoft.com/office/drawing/2016/ink" xmlns:am3d="http://schemas.microsoft.com/office/drawing/2017/model3d" xmlns:oel="http://schemas.microsoft.com/office/2019/extlst" xmlns:r="http://schemas.openxmlformats.org/officeDocument/2006/relationships" xmlns:wp14="http://schemas.microsoft.com/office/word/2010/wordprocessingDrawing" xmlns:wp="http://schemas.openxmlformats.org/drawingml/2006/wordprocessingDrawing" xmlns:wpg="http://schemas.microsoft.com/office/word/2010/wordprocessingGroup" xmlns:wpi="http://schemas.microsoft.com/office/word/2010/wordprocessingInk" xmlns:wps="http://schemas.microsoft.com/office/word/2010/wordprocessingShape" xmlns:o="urn:schemas-microsoft-com:office:office" xmlns:v="urn:schemas-microsoft-com:vml" xmlns:w10="urn:schemas-microsoft-com:office:word" xmlns:w="http://schemas.openxmlformats.org/wordprocessingml/2006/main" xmlns:w14="http://schemas.microsoft.com/office/word/2010/wordml" xmlns:w15="http://schemas.microsoft.com/office/word/2012/wordml" xmlns:w16cei="http://schemas.microsoft.com/office/word/2026/wordml/cei" xmlns:w16cex="http://schemas.microsoft.com/office/word/2018/wordml/cex" xmlns:w16cid="http://schemas.microsoft.com/office/word/2016/wordml/cid" xmlns:w16="http://schemas.microsoft.com/office/word/2018/wordml" xmlns:w16sdtdh="http://schemas.microsoft.com/office/word/2020/wordml/sdtdatahash" xmlns:w16sdtfl="http://schemas.microsoft.com/office/word/2024/wordml/sdtformatlock" xmlns:w16se="http://schemas.microsoft.com/office/word/2015/wordml/symex" xmlns:w16du="http://schemas.microsoft.com/office/word/2023/wordml/word16du" xmlns:wne="http://schemas.microsoft.com/office/word/2006/wordml" mc:Ignorable="w14 w15 w16se w16cid w16 w16cex w16sdtdh w16sdtfl w16du wp14">
   <w:p>
     <w:pPr>
       <w:pStyle w:val="Voettekst"/>
@@ -12336,7 +12862,7 @@
 </file>
 
 <file path=word/footnotes.xml><?xml version="1.0" encoding="utf-8"?>
-<w:footnotes xmlns:wpc="http://schemas.microsoft.com/office/word/2010/wordprocessingCanvas" xmlns:cx="http://schemas.microsoft.com/office/drawing/2014/chartex" xmlns:cx1="http://schemas.microsoft.com/office/drawing/2015/9/8/chartex" xmlns:cx2="http://schemas.microsoft.com/office/drawing/2015/10/21/chartex" xmlns:cx3="http://schemas.microsoft.com/office/drawing/2016/5/9/chartex" xmlns:cx4="http://schemas.microsoft.com/office/drawing/2016/5/10/chartex" xmlns:cx5="http://schemas.microsoft.com/office/drawing/2016/5/11/chartex" xmlns:cx6="http://schemas.microsoft.com/office/drawing/2016/5/12/chartex" xmlns:cx7="http://schemas.microsoft.com/office/drawing/2016/5/13/chartex" xmlns:cx8="http://schemas.microsoft.com/office/drawing/2016/5/14/chartex" xmlns:mc="http://schemas.openxmlformats.org/markup-compatibility/2006" xmlns:aink="http://schemas.microsoft.com/office/drawing/2016/ink" xmlns:am3d="http://schemas.microsoft.com/office/drawing/2017/model3d" xmlns:o="urn:schemas-microsoft-com:office:office" xmlns:oel="http://schemas.microsoft.com/office/2019/extlst" xmlns:r="http://schemas.openxmlformats.org/officeDocument/2006/relationships" xmlns:m="http://schemas.openxmlformats.org/officeDocument/2006/math" xmlns:v="urn:schemas-microsoft-com:vml" xmlns:wp14="http://schemas.microsoft.com/office/word/2010/wordprocessingDrawing" xmlns:wp="http://schemas.openxmlformats.org/drawingml/2006/wordprocessingDrawing" xmlns:w10="urn:schemas-microsoft-com:office:word" xmlns:w="http://schemas.openxmlformats.org/wordprocessingml/2006/main" xmlns:w14="http://schemas.microsoft.com/office/word/2010/wordml" xmlns:w15="http://schemas.microsoft.com/office/word/2012/wordml" xmlns:w16cex="http://schemas.microsoft.com/office/word/2018/wordml/cex" xmlns:w16cid="http://schemas.microsoft.com/office/word/2016/wordml/cid" xmlns:w16="http://schemas.microsoft.com/office/word/2018/wordml" xmlns:w16du="http://schemas.microsoft.com/office/word/2023/wordml/word16du" xmlns:w16sdtdh="http://schemas.microsoft.com/office/word/2020/wordml/sdtdatahash" xmlns:w16sdtfl="http://schemas.microsoft.com/office/word/2024/wordml/sdtformatlock" xmlns:w16se="http://schemas.microsoft.com/office/word/2015/wordml/symex" xmlns:wpg="http://schemas.microsoft.com/office/word/2010/wordprocessingGroup" xmlns:wpi="http://schemas.microsoft.com/office/word/2010/wordprocessingInk" xmlns:wne="http://schemas.microsoft.com/office/word/2006/wordml" xmlns:wps="http://schemas.microsoft.com/office/word/2010/wordprocessingShape" mc:Ignorable="w14 w15 w16se w16cid w16 w16cex w16sdtdh w16sdtfl w16du wp14">
+<w:footnotes xmlns:wpc="http://schemas.microsoft.com/office/word/2010/wordprocessingCanvas" xmlns:cx="http://schemas.microsoft.com/office/drawing/2014/chartex" xmlns:cx1="http://schemas.microsoft.com/office/drawing/2015/9/8/chartex" xmlns:cx2="http://schemas.microsoft.com/office/drawing/2015/10/21/chartex" xmlns:cx3="http://schemas.microsoft.com/office/drawing/2016/5/9/chartex" xmlns:cx4="http://schemas.microsoft.com/office/drawing/2016/5/10/chartex" xmlns:cx5="http://schemas.microsoft.com/office/drawing/2016/5/11/chartex" xmlns:cx6="http://schemas.microsoft.com/office/drawing/2016/5/12/chartex" xmlns:cx7="http://schemas.microsoft.com/office/drawing/2016/5/13/chartex" xmlns:cx8="http://schemas.microsoft.com/office/drawing/2016/5/14/chartex" xmlns:mc="http://schemas.openxmlformats.org/markup-compatibility/2006" xmlns:m="http://schemas.openxmlformats.org/officeDocument/2006/math" xmlns:aink="http://schemas.microsoft.com/office/drawing/2016/ink" xmlns:am3d="http://schemas.microsoft.com/office/drawing/2017/model3d" xmlns:oel="http://schemas.microsoft.com/office/2019/extlst" xmlns:r="http://schemas.openxmlformats.org/officeDocument/2006/relationships" xmlns:wp14="http://schemas.microsoft.com/office/word/2010/wordprocessingDrawing" xmlns:wp="http://schemas.openxmlformats.org/drawingml/2006/wordprocessingDrawing" xmlns:wpg="http://schemas.microsoft.com/office/word/2010/wordprocessingGroup" xmlns:wpi="http://schemas.microsoft.com/office/word/2010/wordprocessingInk" xmlns:wps="http://schemas.microsoft.com/office/word/2010/wordprocessingShape" xmlns:o="urn:schemas-microsoft-com:office:office" xmlns:v="urn:schemas-microsoft-com:vml" xmlns:w10="urn:schemas-microsoft-com:office:word" xmlns:w="http://schemas.openxmlformats.org/wordprocessingml/2006/main" xmlns:w14="http://schemas.microsoft.com/office/word/2010/wordml" xmlns:w15="http://schemas.microsoft.com/office/word/2012/wordml" xmlns:w16cei="http://schemas.microsoft.com/office/word/2026/wordml/cei" xmlns:w16cex="http://schemas.microsoft.com/office/word/2018/wordml/cex" xmlns:w16cid="http://schemas.microsoft.com/office/word/2016/wordml/cid" xmlns:w16="http://schemas.microsoft.com/office/word/2018/wordml" xmlns:w16sdtdh="http://schemas.microsoft.com/office/word/2020/wordml/sdtdatahash" xmlns:w16sdtfl="http://schemas.microsoft.com/office/word/2024/wordml/sdtformatlock" xmlns:w16se="http://schemas.microsoft.com/office/word/2015/wordml/symex" xmlns:w16du="http://schemas.microsoft.com/office/word/2023/wordml/word16du" xmlns:wne="http://schemas.microsoft.com/office/word/2006/wordml" mc:Ignorable="w14 w15 w16se w16cid w16 w16cex w16sdtdh w16sdtfl w16du wp14">
   <w:footnote w:type="separator" w:id="-1">
     <w:p>
       <w:pPr>
@@ -12361,7 +12887,7 @@
 </file>
 
 <file path=word/header1.xml><?xml version="1.0" encoding="utf-8"?>
-<w:hdr xmlns:wpc="http://schemas.microsoft.com/office/word/2010/wordprocessingCanvas" xmlns:cx="http://schemas.microsoft.com/office/drawing/2014/chartex" xmlns:cx1="http://schemas.microsoft.com/office/drawing/2015/9/8/chartex" xmlns:cx2="http://schemas.microsoft.com/office/drawing/2015/10/21/chartex" xmlns:cx3="http://schemas.microsoft.com/office/drawing/2016/5/9/chartex" xmlns:cx4="http://schemas.microsoft.com/office/drawing/2016/5/10/chartex" xmlns:cx5="http://schemas.microsoft.com/office/drawing/2016/5/11/chartex" xmlns:cx6="http://schemas.microsoft.com/office/drawing/2016/5/12/chartex" xmlns:cx7="http://schemas.microsoft.com/office/drawing/2016/5/13/chartex" xmlns:cx8="http://schemas.microsoft.com/office/drawing/2016/5/14/chartex" xmlns:mc="http://schemas.openxmlformats.org/markup-compatibility/2006" xmlns:aink="http://schemas.microsoft.com/office/drawing/2016/ink" xmlns:am3d="http://schemas.microsoft.com/office/drawing/2017/model3d" xmlns:o="urn:schemas-microsoft-com:office:office" xmlns:oel="http://schemas.microsoft.com/office/2019/extlst" xmlns:r="http://schemas.openxmlformats.org/officeDocument/2006/relationships" xmlns:m="http://schemas.openxmlformats.org/officeDocument/2006/math" xmlns:v="urn:schemas-microsoft-com:vml" xmlns:wp14="http://schemas.microsoft.com/office/word/2010/wordprocessingDrawing" xmlns:wp="http://schemas.openxmlformats.org/drawingml/2006/wordprocessingDrawing" xmlns:w10="urn:schemas-microsoft-com:office:word" xmlns:w="http://schemas.openxmlformats.org/wordprocessingml/2006/main" xmlns:w14="http://schemas.microsoft.com/office/word/2010/wordml" xmlns:w15="http://schemas.microsoft.com/office/word/2012/wordml" xmlns:w16cex="http://schemas.microsoft.com/office/word/2018/wordml/cex" xmlns:w16cid="http://schemas.microsoft.com/office/word/2016/wordml/cid" xmlns:w16="http://schemas.microsoft.com/office/word/2018/wordml" xmlns:w16du="http://schemas.microsoft.com/office/word/2023/wordml/word16du" xmlns:w16sdtdh="http://schemas.microsoft.com/office/word/2020/wordml/sdtdatahash" xmlns:w16sdtfl="http://schemas.microsoft.com/office/word/2024/wordml/sdtformatlock" xmlns:w16se="http://schemas.microsoft.com/office/word/2015/wordml/symex" xmlns:wpg="http://schemas.microsoft.com/office/word/2010/wordprocessingGroup" xmlns:wpi="http://schemas.microsoft.com/office/word/2010/wordprocessingInk" xmlns:wne="http://schemas.microsoft.com/office/word/2006/wordml" xmlns:wps="http://schemas.microsoft.com/office/word/2010/wordprocessingShape" mc:Ignorable="w14 w15 w16se w16cid w16 w16cex w16sdtdh w16sdtfl w16du wp14">
+<w:hdr xmlns:wpc="http://schemas.microsoft.com/office/word/2010/wordprocessingCanvas" xmlns:cx="http://schemas.microsoft.com/office/drawing/2014/chartex" xmlns:cx1="http://schemas.microsoft.com/office/drawing/2015/9/8/chartex" xmlns:cx2="http://schemas.microsoft.com/office/drawing/2015/10/21/chartex" xmlns:cx3="http://schemas.microsoft.com/office/drawing/2016/5/9/chartex" xmlns:cx4="http://schemas.microsoft.com/office/drawing/2016/5/10/chartex" xmlns:cx5="http://schemas.microsoft.com/office/drawing/2016/5/11/chartex" xmlns:cx6="http://schemas.microsoft.com/office/drawing/2016/5/12/chartex" xmlns:cx7="http://schemas.microsoft.com/office/drawing/2016/5/13/chartex" xmlns:cx8="http://schemas.microsoft.com/office/drawing/2016/5/14/chartex" xmlns:mc="http://schemas.openxmlformats.org/markup-compatibility/2006" xmlns:m="http://schemas.openxmlformats.org/officeDocument/2006/math" xmlns:aink="http://schemas.microsoft.com/office/drawing/2016/ink" xmlns:am3d="http://schemas.microsoft.com/office/drawing/2017/model3d" xmlns:oel="http://schemas.microsoft.com/office/2019/extlst" xmlns:r="http://schemas.openxmlformats.org/officeDocument/2006/relationships" xmlns:wp14="http://schemas.microsoft.com/office/word/2010/wordprocessingDrawing" xmlns:wp="http://schemas.openxmlformats.org/drawingml/2006/wordprocessingDrawing" xmlns:wpg="http://schemas.microsoft.com/office/word/2010/wordprocessingGroup" xmlns:wpi="http://schemas.microsoft.com/office/word/2010/wordprocessingInk" xmlns:wps="http://schemas.microsoft.com/office/word/2010/wordprocessingShape" xmlns:o="urn:schemas-microsoft-com:office:office" xmlns:v="urn:schemas-microsoft-com:vml" xmlns:w10="urn:schemas-microsoft-com:office:word" xmlns:w="http://schemas.openxmlformats.org/wordprocessingml/2006/main" xmlns:w14="http://schemas.microsoft.com/office/word/2010/wordml" xmlns:w15="http://schemas.microsoft.com/office/word/2012/wordml" xmlns:w16cei="http://schemas.microsoft.com/office/word/2026/wordml/cei" xmlns:w16cex="http://schemas.microsoft.com/office/word/2018/wordml/cex" xmlns:w16cid="http://schemas.microsoft.com/office/word/2016/wordml/cid" xmlns:w16="http://schemas.microsoft.com/office/word/2018/wordml" xmlns:w16sdtdh="http://schemas.microsoft.com/office/word/2020/wordml/sdtdatahash" xmlns:w16sdtfl="http://schemas.microsoft.com/office/word/2024/wordml/sdtformatlock" xmlns:w16se="http://schemas.microsoft.com/office/word/2015/wordml/symex" xmlns:w16du="http://schemas.microsoft.com/office/word/2023/wordml/word16du" xmlns:wne="http://schemas.microsoft.com/office/word/2006/wordml" mc:Ignorable="w14 w15 w16se w16cid w16 w16cex w16sdtdh w16sdtfl w16du wp14">
   <w:p>
     <w:pPr>
       <w:pStyle w:val="Koptekst"/>
@@ -12399,7 +12925,7 @@
 </file>
 
 <file path=word/header2.xml><?xml version="1.0" encoding="utf-8"?>
-<w:hdr xmlns:wpc="http://schemas.microsoft.com/office/word/2010/wordprocessingCanvas" xmlns:cx="http://schemas.microsoft.com/office/drawing/2014/chartex" xmlns:cx1="http://schemas.microsoft.com/office/drawing/2015/9/8/chartex" xmlns:cx2="http://schemas.microsoft.com/office/drawing/2015/10/21/chartex" xmlns:cx3="http://schemas.microsoft.com/office/drawing/2016/5/9/chartex" xmlns:cx4="http://schemas.microsoft.com/office/drawing/2016/5/10/chartex" xmlns:cx5="http://schemas.microsoft.com/office/drawing/2016/5/11/chartex" xmlns:cx6="http://schemas.microsoft.com/office/drawing/2016/5/12/chartex" xmlns:cx7="http://schemas.microsoft.com/office/drawing/2016/5/13/chartex" xmlns:cx8="http://schemas.microsoft.com/office/drawing/2016/5/14/chartex" xmlns:mc="http://schemas.openxmlformats.org/markup-compatibility/2006" xmlns:aink="http://schemas.microsoft.com/office/drawing/2016/ink" xmlns:am3d="http://schemas.microsoft.com/office/drawing/2017/model3d" xmlns:o="urn:schemas-microsoft-com:office:office" xmlns:oel="http://schemas.microsoft.com/office/2019/extlst" xmlns:r="http://schemas.openxmlformats.org/officeDocument/2006/relationships" xmlns:m="http://schemas.openxmlformats.org/officeDocument/2006/math" xmlns:v="urn:schemas-microsoft-com:vml" xmlns:wp14="http://schemas.microsoft.com/office/word/2010/wordprocessingDrawing" xmlns:wp="http://schemas.openxmlformats.org/drawingml/2006/wordprocessingDrawing" xmlns:w10="urn:schemas-microsoft-com:office:word" xmlns:w="http://schemas.openxmlformats.org/wordprocessingml/2006/main" xmlns:w14="http://schemas.microsoft.com/office/word/2010/wordml" xmlns:w15="http://schemas.microsoft.com/office/word/2012/wordml" xmlns:w16cex="http://schemas.microsoft.com/office/word/2018/wordml/cex" xmlns:w16cid="http://schemas.microsoft.com/office/word/2016/wordml/cid" xmlns:w16="http://schemas.microsoft.com/office/word/2018/wordml" xmlns:w16du="http://schemas.microsoft.com/office/word/2023/wordml/word16du" xmlns:w16sdtdh="http://schemas.microsoft.com/office/word/2020/wordml/sdtdatahash" xmlns:w16sdtfl="http://schemas.microsoft.com/office/word/2024/wordml/sdtformatlock" xmlns:w16se="http://schemas.microsoft.com/office/word/2015/wordml/symex" xmlns:wpg="http://schemas.microsoft.com/office/word/2010/wordprocessingGroup" xmlns:wpi="http://schemas.microsoft.com/office/word/2010/wordprocessingInk" xmlns:wne="http://schemas.microsoft.com/office/word/2006/wordml" xmlns:wps="http://schemas.microsoft.com/office/word/2010/wordprocessingShape" mc:Ignorable="w14 w15 w16se w16cid w16 w16cex w16sdtdh w16sdtfl w16du wp14">
+<w:hdr xmlns:wpc="http://schemas.microsoft.com/office/word/2010/wordprocessingCanvas" xmlns:cx="http://schemas.microsoft.com/office/drawing/2014/chartex" xmlns:cx1="http://schemas.microsoft.com/office/drawing/2015/9/8/chartex" xmlns:cx2="http://schemas.microsoft.com/office/drawing/2015/10/21/chartex" xmlns:cx3="http://schemas.microsoft.com/office/drawing/2016/5/9/chartex" xmlns:cx4="http://schemas.microsoft.com/office/drawing/2016/5/10/chartex" xmlns:cx5="http://schemas.microsoft.com/office/drawing/2016/5/11/chartex" xmlns:cx6="http://schemas.microsoft.com/office/drawing/2016/5/12/chartex" xmlns:cx7="http://schemas.microsoft.com/office/drawing/2016/5/13/chartex" xmlns:cx8="http://schemas.microsoft.com/office/drawing/2016/5/14/chartex" xmlns:mc="http://schemas.openxmlformats.org/markup-compatibility/2006" xmlns:m="http://schemas.openxmlformats.org/officeDocument/2006/math" xmlns:aink="http://schemas.microsoft.com/office/drawing/2016/ink" xmlns:am3d="http://schemas.microsoft.com/office/drawing/2017/model3d" xmlns:oel="http://schemas.microsoft.com/office/2019/extlst" xmlns:r="http://schemas.openxmlformats.org/officeDocument/2006/relationships" xmlns:wp14="http://schemas.microsoft.com/office/word/2010/wordprocessingDrawing" xmlns:wp="http://schemas.openxmlformats.org/drawingml/2006/wordprocessingDrawing" xmlns:wpg="http://schemas.microsoft.com/office/word/2010/wordprocessingGroup" xmlns:wpi="http://schemas.microsoft.com/office/word/2010/wordprocessingInk" xmlns:wps="http://schemas.microsoft.com/office/word/2010/wordprocessingShape" xmlns:o="urn:schemas-microsoft-com:office:office" xmlns:v="urn:schemas-microsoft-com:vml" xmlns:w10="urn:schemas-microsoft-com:office:word" xmlns:w="http://schemas.openxmlformats.org/wordprocessingml/2006/main" xmlns:w14="http://schemas.microsoft.com/office/word/2010/wordml" xmlns:w15="http://schemas.microsoft.com/office/word/2012/wordml" xmlns:w16cei="http://schemas.microsoft.com/office/word/2026/wordml/cei" xmlns:w16cex="http://schemas.microsoft.com/office/word/2018/wordml/cex" xmlns:w16cid="http://schemas.microsoft.com/office/word/2016/wordml/cid" xmlns:w16="http://schemas.microsoft.com/office/word/2018/wordml" xmlns:w16sdtdh="http://schemas.microsoft.com/office/word/2020/wordml/sdtdatahash" xmlns:w16sdtfl="http://schemas.microsoft.com/office/word/2024/wordml/sdtformatlock" xmlns:w16se="http://schemas.microsoft.com/office/word/2015/wordml/symex" xmlns:w16du="http://schemas.microsoft.com/office/word/2023/wordml/word16du" xmlns:wne="http://schemas.microsoft.com/office/word/2006/wordml" mc:Ignorable="w14 w15 w16se w16cid w16 w16cex w16sdtdh w16sdtfl w16du wp14">
   <w:p>
     <w:pPr>
       <w:pStyle w:val="Koptekst"/>
@@ -12455,7 +12981,7 @@
 </file>
 
 <file path=word/styles.xml><?xml version="1.0" encoding="utf-8"?>
-<w:styles xmlns:mc="http://schemas.openxmlformats.org/markup-compatibility/2006" xmlns:r="http://schemas.openxmlformats.org/officeDocument/2006/relationships" xmlns:w="http://schemas.openxmlformats.org/wordprocessingml/2006/main" xmlns:w14="http://schemas.microsoft.com/office/word/2010/wordml" xmlns:w15="http://schemas.microsoft.com/office/word/2012/wordml" xmlns:w16cex="http://schemas.microsoft.com/office/word/2018/wordml/cex" xmlns:w16cid="http://schemas.microsoft.com/office/word/2016/wordml/cid" xmlns:w16="http://schemas.microsoft.com/office/word/2018/wordml" xmlns:w16du="http://schemas.microsoft.com/office/word/2023/wordml/word16du" xmlns:w16sdtdh="http://schemas.microsoft.com/office/word/2020/wordml/sdtdatahash" xmlns:w16sdtfl="http://schemas.microsoft.com/office/word/2024/wordml/sdtformatlock" xmlns:w16se="http://schemas.microsoft.com/office/word/2015/wordml/symex" mc:Ignorable="w14 w15 w16se w16cid w16 w16cex w16sdtdh w16sdtfl w16du">
+<w:styles xmlns:mc="http://schemas.openxmlformats.org/markup-compatibility/2006" xmlns:r="http://schemas.openxmlformats.org/officeDocument/2006/relationships" xmlns:w="http://schemas.openxmlformats.org/wordprocessingml/2006/main" xmlns:w14="http://schemas.microsoft.com/office/word/2010/wordml" xmlns:w15="http://schemas.microsoft.com/office/word/2012/wordml" xmlns:w16cex="http://schemas.microsoft.com/office/word/2018/wordml/cex" xmlns:w16cid="http://schemas.microsoft.com/office/word/2016/wordml/cid" xmlns:w16="http://schemas.microsoft.com/office/word/2018/wordml" xmlns:w16sdtdh="http://schemas.microsoft.com/office/word/2020/wordml/sdtdatahash" xmlns:w16sdtfl="http://schemas.microsoft.com/office/word/2024/wordml/sdtformatlock" xmlns:w16se="http://schemas.microsoft.com/office/word/2015/wordml/symex" xmlns:w16du="http://schemas.microsoft.com/office/word/2023/wordml/word16du" mc:Ignorable="w14 w15 w16se w16cid w16 w16cex w16sdtdh w16sdtfl w16du">
   <w:docDefaults>
     <w:rPrDefault>
       <w:rPr>

--- a/src/content/bios/Brundtland-GH 2014.docx
+++ b/src/content/bios/Brundtland-GH 2014.docx
@@ -562,6 +562,7 @@
         <w:jc w:val="both"/>
         <w:rPr>
           <w:rFonts w:ascii="Times New Roman" w:hAnsi="Times New Roman" w:cs="Times New Roman"/>
+          <w:b/>
           <w:lang w:val="en-GB"/>
         </w:rPr>
       </w:pPr>
@@ -572,20 +573,21 @@
         <w:jc w:val="both"/>
         <w:rPr>
           <w:rFonts w:ascii="Times New Roman" w:hAnsi="Times New Roman" w:cs="Times New Roman"/>
+          <w:b/>
           <w:lang w:val="en-GB"/>
         </w:rPr>
       </w:pPr>
       <w:r>
         <w:rPr>
           <w:rFonts w:ascii="Times New Roman" w:hAnsi="Times New Roman" w:cs="Times New Roman"/>
-          <w:noProof/>
+          <w:b/>
           <w:lang w:val="en-GB"/>
         </w:rPr>
         <w:drawing>
-          <wp:inline distT="0" distB="0" distL="0" distR="0" wp14:anchorId="4C2701C2" wp14:editId="270AF41C">
-            <wp:extent cx="2796596" cy="1864501"/>
-            <wp:effectExtent l="0" t="0" r="0" b="2540"/>
-            <wp:docPr id="1258428842" name="Afbeelding 1"/>
+          <wp:inline distT="0" distB="0" distL="0" distR="0" wp14:anchorId="5DDF1F47" wp14:editId="0012BE3A">
+            <wp:extent cx="2761853" cy="2298700"/>
+            <wp:effectExtent l="0" t="0" r="0" b="0"/>
+            <wp:docPr id="1673909415" name="Afbeelding 1"/>
             <wp:cNvGraphicFramePr>
               <a:graphicFrameLocks xmlns:a="http://schemas.openxmlformats.org/drawingml/2006/main" noChangeAspect="1"/>
             </wp:cNvGraphicFramePr>
@@ -593,17 +595,11 @@
               <a:graphicData uri="http://schemas.openxmlformats.org/drawingml/2006/picture">
                 <pic:pic xmlns:pic="http://schemas.openxmlformats.org/drawingml/2006/picture">
                   <pic:nvPicPr>
-                    <pic:cNvPr id="1258428842" name="Afbeelding 1258428842"/>
+                    <pic:cNvPr id="1673909415" name=""/>
                     <pic:cNvPicPr/>
                   </pic:nvPicPr>
                   <pic:blipFill>
-                    <a:blip r:embed="rId6" cstate="print">
-                      <a:extLst>
-                        <a:ext uri="{28A0092B-C50C-407E-A947-70E740481C1C}">
-                          <a14:useLocalDpi xmlns:a14="http://schemas.microsoft.com/office/drawing/2010/main" val="0"/>
-                        </a:ext>
-                      </a:extLst>
-                    </a:blip>
+                    <a:blip r:embed="rId6"/>
                     <a:stretch>
                       <a:fillRect/>
                     </a:stretch>
@@ -611,7 +607,7 @@
                   <pic:spPr>
                     <a:xfrm>
                       <a:off x="0" y="0"/>
-                      <a:ext cx="2851370" cy="1901019"/>
+                      <a:ext cx="2777783" cy="2311959"/>
                     </a:xfrm>
                     <a:prstGeom prst="rect">
                       <a:avLst/>
@@ -645,17 +641,15 @@
           <w:rFonts w:ascii="Times New Roman" w:hAnsi="Times New Roman" w:cs="Times New Roman"/>
           <w:lang w:val="en-GB"/>
         </w:rPr>
-        <w:t xml:space="preserve">Brundtland, 27 February 2012, Flickr, photographer Bernt </w:t>
-      </w:r>
-      <w:proofErr w:type="spellStart"/>
-      <w:r>
-        <w:rPr>
-          <w:rFonts w:ascii="Times New Roman" w:hAnsi="Times New Roman" w:cs="Times New Roman"/>
-          <w:lang w:val="en-GB"/>
-        </w:rPr>
-        <w:t>Sønvisen</w:t>
-      </w:r>
-      <w:proofErr w:type="spellEnd"/>
+        <w:t xml:space="preserve">Brundtland, </w:t>
+      </w:r>
+      <w:r>
+        <w:rPr>
+          <w:rFonts w:ascii="Times New Roman" w:hAnsi="Times New Roman" w:cs="Times New Roman"/>
+          <w:lang w:val="en-GB"/>
+        </w:rPr>
+        <w:t>9 May 2007, UN Commission on Sustainable Development, New York, Photo UN7697600, Photographer Paulo Filgueiras</w:t>
+      </w:r>
     </w:p>
     <w:p>
       <w:pPr>
@@ -2270,7 +2264,16 @@
           <w:szCs w:val="32"/>
           <w:lang w:val="en-GB"/>
         </w:rPr>
-        <w:t>a consultant to the Ministry of Health</w:t>
+        <w:t xml:space="preserve">a consultant to the Ministry </w:t>
+      </w:r>
+      <w:r>
+        <w:rPr>
+          <w:rFonts w:ascii="Times New Roman" w:hAnsi="Times New Roman" w:cs="Times New Roman"/>
+          <w:szCs w:val="32"/>
+          <w:lang w:val="en-GB"/>
+        </w:rPr>
+        <w:lastRenderedPageBreak/>
+        <w:t>of Health</w:t>
       </w:r>
       <w:r>
         <w:rPr>
@@ -2414,16 +2417,7 @@
           <w:szCs w:val="32"/>
           <w:lang w:val="en-GB"/>
         </w:rPr>
-        <w:t xml:space="preserve">he </w:t>
-      </w:r>
-      <w:r>
-        <w:rPr>
-          <w:rFonts w:ascii="Times New Roman" w:hAnsi="Times New Roman" w:cs="Times New Roman"/>
-          <w:szCs w:val="32"/>
-          <w:lang w:val="en-GB"/>
-        </w:rPr>
-        <w:lastRenderedPageBreak/>
-        <w:t>feminist movement. She</w:t>
+        <w:t>he feminist movement. She</w:t>
       </w:r>
       <w:r>
         <w:rPr>
@@ -4336,6 +4330,7 @@
           <w:szCs w:val="32"/>
           <w:lang w:val="en-GB"/>
         </w:rPr>
+        <w:lastRenderedPageBreak/>
         <w:t xml:space="preserve">As </w:t>
       </w:r>
       <w:r>
@@ -4528,16 +4523,7 @@
           <w:szCs w:val="32"/>
           <w:lang w:val="en-GB"/>
         </w:rPr>
-        <w:t xml:space="preserve"> which enabled her to gain new </w:t>
-      </w:r>
-      <w:r>
-        <w:rPr>
-          <w:rFonts w:ascii="Times New Roman" w:hAnsi="Times New Roman" w:cs="Times New Roman"/>
-          <w:szCs w:val="32"/>
-          <w:lang w:val="en-GB"/>
-        </w:rPr>
-        <w:lastRenderedPageBreak/>
-        <w:t>insight</w:t>
+        <w:t xml:space="preserve"> which enabled her to gain new insight</w:t>
       </w:r>
       <w:r>
         <w:rPr>
@@ -6578,7 +6564,16 @@
           <w:szCs w:val="32"/>
           <w:lang w:val="en-GB"/>
         </w:rPr>
-        <w:t xml:space="preserve"> between health and</w:t>
+        <w:t xml:space="preserve"> </w:t>
+      </w:r>
+      <w:r>
+        <w:rPr>
+          <w:rFonts w:ascii="Times New Roman" w:hAnsi="Times New Roman" w:cs="Times New Roman"/>
+          <w:szCs w:val="32"/>
+          <w:lang w:val="en-GB"/>
+        </w:rPr>
+        <w:lastRenderedPageBreak/>
+        <w:t>between health and</w:t>
       </w:r>
       <w:r>
         <w:rPr>
@@ -6746,16 +6741,7 @@
           <w:szCs w:val="32"/>
           <w:lang w:val="en-GB"/>
         </w:rPr>
-        <w:t xml:space="preserve">WHO’s </w:t>
-      </w:r>
-      <w:r>
-        <w:rPr>
-          <w:rFonts w:ascii="Times New Roman" w:hAnsi="Times New Roman" w:cs="Times New Roman"/>
-          <w:szCs w:val="32"/>
-          <w:lang w:val="en-GB"/>
-        </w:rPr>
-        <w:lastRenderedPageBreak/>
-        <w:t>traditional field</w:t>
+        <w:t>WHO’s traditional field</w:t>
       </w:r>
       <w:r>
         <w:rPr>
@@ -9167,7 +9153,16 @@
           <w:szCs w:val="32"/>
           <w:lang w:val="en-GB"/>
         </w:rPr>
-        <w:t xml:space="preserve"> derail the negotiation process</w:t>
+        <w:t xml:space="preserve"> derail the </w:t>
+      </w:r>
+      <w:r>
+        <w:rPr>
+          <w:rFonts w:ascii="Times New Roman" w:hAnsi="Times New Roman" w:cs="Times New Roman"/>
+          <w:szCs w:val="32"/>
+          <w:lang w:val="en-GB"/>
+        </w:rPr>
+        <w:lastRenderedPageBreak/>
+        <w:t>negotiation process</w:t>
       </w:r>
       <w:r>
         <w:rPr>
@@ -9311,16 +9306,7 @@
           <w:szCs w:val="32"/>
           <w:lang w:val="en-GB"/>
         </w:rPr>
-        <w:t xml:space="preserve">criticized for </w:t>
-      </w:r>
-      <w:r>
-        <w:rPr>
-          <w:rFonts w:ascii="Times New Roman" w:hAnsi="Times New Roman" w:cs="Times New Roman"/>
-          <w:szCs w:val="32"/>
-          <w:lang w:val="en-GB"/>
-        </w:rPr>
-        <w:lastRenderedPageBreak/>
-        <w:t>the recruitment of</w:t>
+        <w:t>criticized for the recruitment of</w:t>
       </w:r>
       <w:r>
         <w:rPr>
@@ -10707,7 +10693,16 @@
           <w:szCs w:val="28"/>
           <w:lang w:val="en-GB" w:eastAsia="ja-JP"/>
         </w:rPr>
-        <w:t xml:space="preserve"> and she faced a mandate tied to high expectations for renewal of the WHO. She was able to draw upon her unusual background and political capital to help to revitalize the organization. She was a physician, as required by WHO status, but she was also a well-known and well-established politician, which differentiated her from earlier WHO Directors-General. Due to her long Norwegian political career and her international stature, she succeeded in promoting a political vision of health and in achieving one of her goals as head of the WHO: putting health on the global agenda. However, she was much less successful in her other task of reforming the organization, which weakens the overall view </w:t>
+        <w:t xml:space="preserve"> and she faced a mandate tied to high expectations for renewal of the WHO. She was able to draw upon her unusual background and political capital to help to revitalize the organization. She was a physician, as required by WHO status, but she was also a well-known and well-established politician, which differentiated her from earlier WHO Directors-General. Due to her long Norwegian political career and her international stature, she succeeded in promoting a political vision of health and in achieving one of her goals as head of the WHO: putting health on the global agenda. However, she was much less successful in her other task </w:t>
+      </w:r>
+      <w:r>
+        <w:rPr>
+          <w:rFonts w:ascii="Times New Roman" w:hAnsi="Times New Roman" w:cs="Times New Roman"/>
+          <w:szCs w:val="28"/>
+          <w:lang w:val="en-GB" w:eastAsia="ja-JP"/>
+        </w:rPr>
+        <w:lastRenderedPageBreak/>
+        <w:t xml:space="preserve">of reforming the organization, which weakens the overall view </w:t>
       </w:r>
       <w:r>
         <w:rPr>
@@ -10761,7 +10756,6 @@
           <w:b/>
           <w:lang w:val="en-GB"/>
         </w:rPr>
-        <w:lastRenderedPageBreak/>
         <w:t>ARCHIVES</w:t>
       </w:r>
       <w:r>
